--- a/assets/cv/Zainab_Taha_CV.docx
+++ b/assets/cv/Zainab_Taha_CV.docx
@@ -736,6 +736,18 @@
           <w:color w:val="000000" w:themeColor="text1"/>
         </w:rPr>
       </w:pPr>
+      <w:r>
+        <w:rPr>
+          <w:rFonts w:ascii="Aptos Display" w:hAnsi="Aptos Display"/>
+          <w:b/>
+          <w:bCs/>
+          <w:color w:val="000000" w:themeColor="text1"/>
+          <w:spacing w:val="20"/>
+          <w:sz w:val="21"/>
+          <w:szCs w:val="21"/>
+        </w:rPr>
+        <w:t xml:space="preserve">FEATURED </w:t>
+      </w:r>
       <w:r>
         <w:rPr>
           <w:rFonts w:ascii="Aptos Display" w:hAnsi="Aptos Display"/>

--- a/assets/cv/Zainab_Taha_CV.docx
+++ b/assets/cv/Zainab_Taha_CV.docx
@@ -879,7 +879,7 @@
           <w:iCs/>
           <w:color w:val="000000" w:themeColor="text1"/>
         </w:rPr>
-        <w:t xml:space="preserve"> NCA ECC  |  github.com/zainabthaa</w:t>
+        <w:t xml:space="preserve"> NCA ECC | github.com/zainabthaa</w:t>
       </w:r>
       <w:r>
         <w:rPr>
@@ -888,7 +888,25 @@
           <w:iCs/>
           <w:color w:val="000000" w:themeColor="text1"/>
         </w:rPr>
-        <w:t>/lateral_movement_lab</w:t>
+        <w:t>/</w:t>
+      </w:r>
+      <w:r>
+        <w:rPr>
+          <w:rFonts w:ascii="Aptos Display" w:hAnsi="Aptos Display"/>
+          <w:i/>
+          <w:iCs/>
+          <w:color w:val="000000" w:themeColor="text1"/>
+        </w:rPr>
+        <w:t>l</w:t>
+      </w:r>
+      <w:r>
+        <w:rPr>
+          <w:rFonts w:ascii="Aptos Display" w:hAnsi="Aptos Display"/>
+          <w:i/>
+          <w:iCs/>
+          <w:color w:val="000000" w:themeColor="text1"/>
+        </w:rPr>
+        <w:t>ateral-movement-showcase</w:t>
       </w:r>
     </w:p>
     <w:p>

--- a/assets/cv/Zainab_Taha_CV.docx
+++ b/assets/cv/Zainab_Taha_CV.docx
@@ -4,7 +4,6 @@
   <w:body>
     <w:p>
       <w:pPr>
-        <w:spacing w:after="20"/>
         <w:jc w:val="center"/>
         <w:rPr>
           <w:rFonts w:ascii="Aptos Display" w:hAnsi="Aptos Display"/>
@@ -50,7 +49,6 @@
     </w:p>
     <w:p>
       <w:pPr>
-        <w:spacing w:after="20"/>
         <w:jc w:val="center"/>
         <w:rPr>
           <w:rFonts w:ascii="Aptos Display" w:hAnsi="Aptos Display"/>
@@ -77,7 +75,7 @@
           <w:sz w:val="21"/>
           <w:szCs w:val="21"/>
         </w:rPr>
-        <w:t>, Network</w:t>
+        <w:t>,</w:t>
       </w:r>
       <w:r>
         <w:rPr>
@@ -99,7 +97,7 @@
           <w:sz w:val="21"/>
           <w:szCs w:val="21"/>
         </w:rPr>
-        <w:t xml:space="preserve">&amp; </w:t>
+        <w:t>Network</w:t>
       </w:r>
       <w:r>
         <w:rPr>
@@ -110,7 +108,7 @@
           <w:sz w:val="21"/>
           <w:szCs w:val="21"/>
         </w:rPr>
-        <w:t>Cloud Security</w:t>
+        <w:t xml:space="preserve"> </w:t>
       </w:r>
       <w:r>
         <w:rPr>
@@ -121,7 +119,40 @@
           <w:sz w:val="21"/>
           <w:szCs w:val="21"/>
         </w:rPr>
-        <w:t>, Security Operations</w:t>
+        <w:t xml:space="preserve">&amp; </w:t>
+      </w:r>
+      <w:r>
+        <w:rPr>
+          <w:rFonts w:ascii="Aptos Display" w:hAnsi="Aptos Display"/>
+          <w:i/>
+          <w:iCs/>
+          <w:color w:val="000000" w:themeColor="text1"/>
+          <w:sz w:val="21"/>
+          <w:szCs w:val="21"/>
+        </w:rPr>
+        <w:t>Cloud Security</w:t>
+      </w:r>
+      <w:r>
+        <w:rPr>
+          <w:rFonts w:ascii="Aptos Display" w:hAnsi="Aptos Display"/>
+          <w:i/>
+          <w:iCs/>
+          <w:color w:val="000000" w:themeColor="text1"/>
+          <w:sz w:val="21"/>
+          <w:szCs w:val="21"/>
+        </w:rPr>
+        <w:t xml:space="preserve">, </w:t>
+      </w:r>
+      <w:r>
+        <w:rPr>
+          <w:rFonts w:ascii="Aptos Display" w:hAnsi="Aptos Display"/>
+          <w:i/>
+          <w:iCs/>
+          <w:color w:val="000000" w:themeColor="text1"/>
+          <w:sz w:val="21"/>
+          <w:szCs w:val="21"/>
+        </w:rPr>
+        <w:t>Security Operations</w:t>
       </w:r>
     </w:p>
     <w:p>
@@ -170,7 +201,21 @@
             <w:rFonts w:ascii="Aptos Display" w:hAnsi="Aptos Display"/>
             <w:color w:val="000000" w:themeColor="text1"/>
           </w:rPr>
-          <w:t>github.com/zainabthaa</w:t>
+          <w:t>gi</w:t>
+        </w:r>
+        <w:r>
+          <w:rPr>
+            <w:rFonts w:ascii="Aptos Display" w:hAnsi="Aptos Display"/>
+            <w:color w:val="000000" w:themeColor="text1"/>
+          </w:rPr>
+          <w:t>t</w:t>
+        </w:r>
+        <w:r>
+          <w:rPr>
+            <w:rFonts w:ascii="Aptos Display" w:hAnsi="Aptos Display"/>
+            <w:color w:val="000000" w:themeColor="text1"/>
+          </w:rPr>
+          <w:t>hub.com/zainabthaa</w:t>
         </w:r>
       </w:hyperlink>
       <w:r>
@@ -198,7 +243,7 @@
         <w:pBdr>
           <w:bottom w:val="single" w:sz="6" w:space="1" w:color="1F3864"/>
         </w:pBdr>
-        <w:spacing w:before="140" w:after="50"/>
+        <w:spacing w:before="140"/>
         <w:rPr>
           <w:rFonts w:ascii="Aptos Display" w:hAnsi="Aptos Display"/>
           <w:color w:val="000000" w:themeColor="text1"/>
@@ -255,7 +300,49 @@
           <w:rFonts w:ascii="Aptos Display" w:hAnsi="Aptos Display"/>
           <w:color w:val="000000" w:themeColor="text1"/>
         </w:rPr>
-        <w:t>/4.00) with hands-on project experience in threat detection, adversary emulation, and compliance automation. Build security tooling with Python, Docker, Terraform, CI/CD, and map technical controls to MITRE ATT&amp;CK, NIST CSF, ISO 27001, NCA ECC</w:t>
+        <w:t xml:space="preserve">/4.00) with hands-on project experience in threat detection, adversary emulation, and compliance automation. </w:t>
+      </w:r>
+      <w:r>
+        <w:rPr>
+          <w:rFonts w:ascii="Aptos Display" w:hAnsi="Aptos Display"/>
+          <w:color w:val="000000" w:themeColor="text1"/>
+        </w:rPr>
+        <w:t>Built</w:t>
+      </w:r>
+      <w:r>
+        <w:rPr>
+          <w:rFonts w:ascii="Aptos Display" w:hAnsi="Aptos Display"/>
+          <w:color w:val="000000" w:themeColor="text1"/>
+        </w:rPr>
+        <w:t xml:space="preserve"> security tool</w:t>
+      </w:r>
+      <w:r>
+        <w:rPr>
+          <w:rFonts w:ascii="Aptos Display" w:hAnsi="Aptos Display"/>
+          <w:color w:val="000000" w:themeColor="text1"/>
+        </w:rPr>
+        <w:t>s</w:t>
+      </w:r>
+      <w:r>
+        <w:rPr>
+          <w:rFonts w:ascii="Aptos Display" w:hAnsi="Aptos Display"/>
+          <w:color w:val="000000" w:themeColor="text1"/>
+        </w:rPr>
+        <w:t xml:space="preserve"> </w:t>
+      </w:r>
+      <w:r>
+        <w:rPr>
+          <w:rFonts w:ascii="Aptos Display" w:hAnsi="Aptos Display"/>
+          <w:color w:val="000000" w:themeColor="text1"/>
+        </w:rPr>
+        <w:t>using</w:t>
+      </w:r>
+      <w:r>
+        <w:rPr>
+          <w:rFonts w:ascii="Aptos Display" w:hAnsi="Aptos Display"/>
+          <w:color w:val="000000" w:themeColor="text1"/>
+        </w:rPr>
+        <w:t xml:space="preserve"> Python, Docker, Terraform, CI/CD, and map technical controls to MITRE ATT&amp;CK, NIST CSF, ISO 27001, NCA ECC</w:t>
       </w:r>
       <w:r>
         <w:rPr>
@@ -291,7 +378,7 @@
         <w:pBdr>
           <w:bottom w:val="single" w:sz="6" w:space="1" w:color="1F3864"/>
         </w:pBdr>
-        <w:spacing w:before="140" w:after="50"/>
+        <w:spacing w:before="140"/>
         <w:rPr>
           <w:rFonts w:ascii="Aptos Display" w:hAnsi="Aptos Display"/>
           <w:color w:val="000000" w:themeColor="text1"/>
@@ -308,6 +395,477 @@
           <w:szCs w:val="21"/>
         </w:rPr>
         <w:t>EDUCATION</w:t>
+      </w:r>
+      <w:r>
+        <w:rPr>
+          <w:rFonts w:ascii="Aptos Display" w:hAnsi="Aptos Display"/>
+          <w:b/>
+          <w:bCs/>
+          <w:color w:val="000000" w:themeColor="text1"/>
+          <w:spacing w:val="20"/>
+          <w:sz w:val="21"/>
+          <w:szCs w:val="21"/>
+        </w:rPr>
+        <w:tab/>
+      </w:r>
+    </w:p>
+    <w:p>
+      <w:pPr>
+        <w:tabs>
+          <w:tab w:val="right" w:pos="10466"/>
+        </w:tabs>
+        <w:rPr>
+          <w:rFonts w:ascii="Aptos Display" w:hAnsi="Aptos Display"/>
+          <w:color w:val="000000" w:themeColor="text1"/>
+        </w:rPr>
+      </w:pPr>
+      <w:r>
+        <w:rPr>
+          <w:rFonts w:ascii="Aptos Display" w:hAnsi="Aptos Display"/>
+          <w:b/>
+          <w:bCs/>
+          <w:color w:val="000000" w:themeColor="text1"/>
+        </w:rPr>
+        <w:t>Effat University</w:t>
+      </w:r>
+      <w:r>
+        <w:rPr>
+          <w:rFonts w:ascii="Aptos Display" w:hAnsi="Aptos Display"/>
+          <w:b/>
+          <w:bCs/>
+          <w:color w:val="000000" w:themeColor="text1"/>
+        </w:rPr>
+        <w:t xml:space="preserve"> </w:t>
+      </w:r>
+      <w:r>
+        <w:rPr>
+          <w:rFonts w:ascii="Aptos Display" w:hAnsi="Aptos Display"/>
+          <w:color w:val="000000" w:themeColor="text1"/>
+        </w:rPr>
+        <w:tab/>
+      </w:r>
+      <w:r>
+        <w:rPr>
+          <w:rFonts w:ascii="Aptos Display" w:hAnsi="Aptos Display"/>
+          <w:b/>
+          <w:bCs/>
+          <w:color w:val="000000" w:themeColor="text1"/>
+        </w:rPr>
+        <w:t>Jeddah, Saudi Arabia</w:t>
+      </w:r>
+    </w:p>
+    <w:p>
+      <w:pPr>
+        <w:tabs>
+          <w:tab w:val="right" w:pos="10466"/>
+        </w:tabs>
+        <w:rPr>
+          <w:rFonts w:ascii="Aptos Display" w:hAnsi="Aptos Display"/>
+          <w:color w:val="000000" w:themeColor="text1"/>
+        </w:rPr>
+      </w:pPr>
+      <w:r>
+        <w:rPr>
+          <w:rFonts w:ascii="Aptos Display" w:hAnsi="Aptos Display"/>
+          <w:i/>
+          <w:iCs/>
+          <w:color w:val="000000" w:themeColor="text1"/>
+        </w:rPr>
+        <w:t>Bachelor of Science in</w:t>
+      </w:r>
+      <w:r>
+        <w:rPr>
+          <w:rFonts w:ascii="Aptos Display" w:hAnsi="Aptos Display"/>
+          <w:i/>
+          <w:iCs/>
+          <w:color w:val="000000" w:themeColor="text1"/>
+        </w:rPr>
+        <w:t xml:space="preserve"> Computer Science,</w:t>
+      </w:r>
+      <w:r>
+        <w:rPr>
+          <w:rFonts w:ascii="Aptos Display" w:hAnsi="Aptos Display"/>
+          <w:i/>
+          <w:iCs/>
+          <w:color w:val="000000" w:themeColor="text1"/>
+        </w:rPr>
+        <w:t xml:space="preserve"> Cybersecurity</w:t>
+      </w:r>
+      <w:r>
+        <w:rPr>
+          <w:rFonts w:ascii="Aptos Display" w:hAnsi="Aptos Display"/>
+          <w:i/>
+          <w:iCs/>
+          <w:color w:val="000000" w:themeColor="text1"/>
+        </w:rPr>
+        <w:t xml:space="preserve"> Track</w:t>
+      </w:r>
+      <w:r>
+        <w:rPr>
+          <w:rFonts w:ascii="Aptos Display" w:hAnsi="Aptos Display"/>
+          <w:i/>
+          <w:iCs/>
+          <w:color w:val="000000" w:themeColor="text1"/>
+        </w:rPr>
+        <w:t xml:space="preserve"> | GPA: 3.</w:t>
+      </w:r>
+      <w:r>
+        <w:rPr>
+          <w:rFonts w:ascii="Aptos Display" w:hAnsi="Aptos Display"/>
+          <w:i/>
+          <w:iCs/>
+          <w:color w:val="000000" w:themeColor="text1"/>
+        </w:rPr>
+        <w:t>8</w:t>
+      </w:r>
+      <w:r>
+        <w:rPr>
+          <w:rFonts w:ascii="Aptos Display" w:hAnsi="Aptos Display"/>
+          <w:i/>
+          <w:iCs/>
+          <w:color w:val="000000" w:themeColor="text1"/>
+        </w:rPr>
+        <w:t>6</w:t>
+      </w:r>
+      <w:r>
+        <w:rPr>
+          <w:rFonts w:ascii="Aptos Display" w:hAnsi="Aptos Display"/>
+          <w:i/>
+          <w:iCs/>
+          <w:color w:val="000000" w:themeColor="text1"/>
+        </w:rPr>
+        <w:t xml:space="preserve"> / 4.00</w:t>
+      </w:r>
+      <w:r>
+        <w:rPr>
+          <w:rFonts w:ascii="Aptos Display" w:hAnsi="Aptos Display"/>
+          <w:color w:val="000000" w:themeColor="text1"/>
+        </w:rPr>
+        <w:t xml:space="preserve">  </w:t>
+      </w:r>
+      <w:r>
+        <w:rPr>
+          <w:rFonts w:ascii="Aptos Display" w:hAnsi="Aptos Display"/>
+          <w:color w:val="000000" w:themeColor="text1"/>
+        </w:rPr>
+        <w:tab/>
+      </w:r>
+      <w:r>
+        <w:rPr>
+          <w:rFonts w:ascii="Aptos Display" w:hAnsi="Aptos Display"/>
+          <w:color w:val="000000" w:themeColor="text1"/>
+        </w:rPr>
+        <w:t xml:space="preserve"> </w:t>
+      </w:r>
+      <w:r>
+        <w:rPr>
+          <w:rFonts w:ascii="Aptos Display" w:hAnsi="Aptos Display"/>
+          <w:i/>
+          <w:iCs/>
+          <w:color w:val="000000" w:themeColor="text1"/>
+        </w:rPr>
+        <w:t>Expected</w:t>
+      </w:r>
+      <w:r>
+        <w:rPr>
+          <w:rFonts w:ascii="Aptos Display" w:hAnsi="Aptos Display"/>
+          <w:color w:val="000000" w:themeColor="text1"/>
+        </w:rPr>
+        <w:t xml:space="preserve"> </w:t>
+      </w:r>
+      <w:r>
+        <w:rPr>
+          <w:rFonts w:ascii="Aptos Display" w:hAnsi="Aptos Display"/>
+          <w:i/>
+          <w:iCs/>
+          <w:color w:val="000000" w:themeColor="text1"/>
+        </w:rPr>
+        <w:t>June</w:t>
+      </w:r>
+      <w:r>
+        <w:rPr>
+          <w:rFonts w:ascii="Aptos Display" w:hAnsi="Aptos Display"/>
+          <w:i/>
+          <w:iCs/>
+          <w:color w:val="000000" w:themeColor="text1"/>
+        </w:rPr>
+        <w:t xml:space="preserve"> 202</w:t>
+      </w:r>
+      <w:r>
+        <w:rPr>
+          <w:rFonts w:ascii="Aptos Display" w:hAnsi="Aptos Display"/>
+          <w:i/>
+          <w:iCs/>
+          <w:color w:val="000000" w:themeColor="text1"/>
+        </w:rPr>
+        <w:t>7</w:t>
+      </w:r>
+    </w:p>
+    <w:p>
+      <w:pPr>
+        <w:rPr>
+          <w:rFonts w:ascii="Aptos Display" w:hAnsi="Aptos Display"/>
+          <w:color w:val="000000" w:themeColor="text1"/>
+        </w:rPr>
+      </w:pPr>
+      <w:r>
+        <w:rPr>
+          <w:rFonts w:ascii="Aptos Display" w:hAnsi="Aptos Display"/>
+          <w:b/>
+          <w:bCs/>
+          <w:color w:val="000000" w:themeColor="text1"/>
+        </w:rPr>
+        <w:t>President’s List (2025/2026)</w:t>
+      </w:r>
+      <w:r>
+        <w:rPr>
+          <w:rFonts w:ascii="Aptos Display" w:hAnsi="Aptos Display"/>
+          <w:color w:val="000000" w:themeColor="text1"/>
+        </w:rPr>
+        <w:t xml:space="preserve"> –</w:t>
+      </w:r>
+      <w:r>
+        <w:rPr>
+          <w:rFonts w:ascii="Aptos Display" w:hAnsi="Aptos Display"/>
+        </w:rPr>
+        <w:t xml:space="preserve"> </w:t>
+      </w:r>
+      <w:r>
+        <w:rPr>
+          <w:rFonts w:ascii="Aptos Display" w:hAnsi="Aptos Display"/>
+        </w:rPr>
+        <w:t>academic achievement by maintaining a GPA of 3.9</w:t>
+      </w:r>
+      <w:r>
+        <w:rPr>
+          <w:rFonts w:ascii="Aptos Display" w:hAnsi="Aptos Display"/>
+        </w:rPr>
+        <w:t xml:space="preserve"> &amp; </w:t>
+      </w:r>
+      <w:r>
+        <w:rPr>
+          <w:rFonts w:ascii="Aptos Display" w:hAnsi="Aptos Display"/>
+        </w:rPr>
+        <w:t xml:space="preserve">higher </w:t>
+      </w:r>
+      <w:r>
+        <w:rPr>
+          <w:rFonts w:ascii="Aptos Display" w:hAnsi="Aptos Display"/>
+        </w:rPr>
+        <w:t>across two consecutive semesters.</w:t>
+      </w:r>
+      <w:r>
+        <w:rPr>
+          <w:rFonts w:ascii="Aptos Display" w:hAnsi="Aptos Display"/>
+          <w:color w:val="000000" w:themeColor="text1"/>
+        </w:rPr>
+        <w:t xml:space="preserve">  </w:t>
+      </w:r>
+    </w:p>
+    <w:p>
+      <w:pPr>
+        <w:rPr>
+          <w:rFonts w:ascii="Aptos Display" w:hAnsi="Aptos Display"/>
+          <w:color w:val="000000" w:themeColor="text1"/>
+        </w:rPr>
+      </w:pPr>
+      <w:r>
+        <w:rPr>
+          <w:rFonts w:ascii="Aptos Display" w:hAnsi="Aptos Display"/>
+          <w:b/>
+          <w:bCs/>
+          <w:color w:val="000000" w:themeColor="text1"/>
+        </w:rPr>
+        <w:t>Dean’s List (2024/2025)</w:t>
+      </w:r>
+      <w:r>
+        <w:rPr>
+          <w:rFonts w:ascii="Aptos Display" w:hAnsi="Aptos Display"/>
+          <w:color w:val="000000" w:themeColor="text1"/>
+        </w:rPr>
+        <w:t xml:space="preserve"> –</w:t>
+      </w:r>
+      <w:r>
+        <w:rPr>
+          <w:rFonts w:ascii="Aptos Display" w:hAnsi="Aptos Display"/>
+        </w:rPr>
+        <w:t xml:space="preserve"> </w:t>
+      </w:r>
+      <w:r>
+        <w:rPr>
+          <w:rFonts w:ascii="Aptos Display" w:hAnsi="Aptos Display"/>
+        </w:rPr>
+        <w:t xml:space="preserve">academic achievement by maintaining a GPA of 3.75 </w:t>
+      </w:r>
+      <w:r>
+        <w:rPr>
+          <w:rFonts w:ascii="Aptos Display" w:hAnsi="Aptos Display"/>
+        </w:rPr>
+        <w:t>&amp;</w:t>
+      </w:r>
+      <w:r>
+        <w:rPr>
+          <w:rFonts w:ascii="Aptos Display" w:hAnsi="Aptos Display"/>
+        </w:rPr>
+        <w:t xml:space="preserve"> higher across two consecutive semesters.</w:t>
+      </w:r>
+      <w:r>
+        <w:rPr>
+          <w:rFonts w:ascii="Aptos Display" w:hAnsi="Aptos Display"/>
+          <w:color w:val="000000" w:themeColor="text1"/>
+        </w:rPr>
+        <w:t xml:space="preserve">  </w:t>
+      </w:r>
+    </w:p>
+    <w:p>
+      <w:pPr>
+        <w:rPr>
+          <w:rFonts w:ascii="Aptos Display" w:hAnsi="Aptos Display"/>
+          <w:color w:val="000000" w:themeColor="text1"/>
+        </w:rPr>
+      </w:pPr>
+      <w:r>
+        <w:rPr>
+          <w:rFonts w:ascii="Aptos Display" w:hAnsi="Aptos Display"/>
+          <w:b/>
+          <w:bCs/>
+          <w:color w:val="000000" w:themeColor="text1"/>
+        </w:rPr>
+        <w:t>Relevant Coursework</w:t>
+      </w:r>
+      <w:r>
+        <w:rPr>
+          <w:rFonts w:ascii="Aptos Display" w:hAnsi="Aptos Display"/>
+          <w:color w:val="000000" w:themeColor="text1"/>
+        </w:rPr>
+        <w:t xml:space="preserve">: </w:t>
+      </w:r>
+      <w:r>
+        <w:rPr>
+          <w:rFonts w:ascii="Aptos Display" w:hAnsi="Aptos Display"/>
+          <w:color w:val="000000" w:themeColor="text1"/>
+        </w:rPr>
+        <w:t>Governance Risk and Compliance</w:t>
+      </w:r>
+      <w:r>
+        <w:rPr>
+          <w:rFonts w:ascii="Aptos Display" w:hAnsi="Aptos Display"/>
+          <w:color w:val="000000" w:themeColor="text1"/>
+        </w:rPr>
+        <w:t xml:space="preserve">, </w:t>
+      </w:r>
+      <w:r>
+        <w:rPr>
+          <w:rFonts w:ascii="Aptos Display" w:hAnsi="Aptos Display"/>
+          <w:color w:val="000000" w:themeColor="text1"/>
+        </w:rPr>
+        <w:t xml:space="preserve">Computer </w:t>
+      </w:r>
+      <w:r>
+        <w:rPr>
+          <w:rFonts w:ascii="Aptos Display" w:hAnsi="Aptos Display"/>
+          <w:color w:val="000000" w:themeColor="text1"/>
+        </w:rPr>
+        <w:t>Network</w:t>
+      </w:r>
+      <w:r>
+        <w:rPr>
+          <w:rFonts w:ascii="Aptos Display" w:hAnsi="Aptos Display"/>
+          <w:color w:val="000000" w:themeColor="text1"/>
+        </w:rPr>
+        <w:t>s</w:t>
+      </w:r>
+      <w:r>
+        <w:rPr>
+          <w:rFonts w:ascii="Aptos Display" w:hAnsi="Aptos Display"/>
+          <w:color w:val="000000" w:themeColor="text1"/>
+        </w:rPr>
+        <w:t>,</w:t>
+      </w:r>
+      <w:r>
+        <w:rPr>
+          <w:rFonts w:ascii="Aptos Display" w:hAnsi="Aptos Display"/>
+          <w:color w:val="000000" w:themeColor="text1"/>
+        </w:rPr>
+        <w:t xml:space="preserve"> </w:t>
+      </w:r>
+      <w:r>
+        <w:rPr>
+          <w:rFonts w:ascii="Aptos Display" w:hAnsi="Aptos Display"/>
+          <w:color w:val="000000" w:themeColor="text1"/>
+        </w:rPr>
+        <w:t>Ethical Hacking,</w:t>
+      </w:r>
+      <w:r>
+        <w:rPr>
+          <w:rFonts w:ascii="Aptos Display" w:hAnsi="Aptos Display"/>
+          <w:color w:val="000000" w:themeColor="text1"/>
+        </w:rPr>
+        <w:t xml:space="preserve"> Cryptography</w:t>
+      </w:r>
+      <w:r>
+        <w:rPr>
+          <w:rFonts w:ascii="Aptos Display" w:hAnsi="Aptos Display"/>
+          <w:color w:val="000000" w:themeColor="text1"/>
+        </w:rPr>
+        <w:t xml:space="preserve"> and Network Security</w:t>
+      </w:r>
+      <w:r>
+        <w:rPr>
+          <w:rFonts w:ascii="Aptos Display" w:hAnsi="Aptos Display"/>
+          <w:color w:val="000000" w:themeColor="text1"/>
+        </w:rPr>
+        <w:t xml:space="preserve">, Digital Forensics, </w:t>
+      </w:r>
+      <w:r>
+        <w:rPr>
+          <w:rFonts w:ascii="Aptos Display" w:hAnsi="Aptos Display"/>
+          <w:color w:val="000000" w:themeColor="text1"/>
+        </w:rPr>
+        <w:t>Information and Cyber Security, Software Engineering</w:t>
+      </w:r>
+      <w:r>
+        <w:rPr>
+          <w:rFonts w:ascii="Aptos Display" w:hAnsi="Aptos Display"/>
+          <w:color w:val="000000" w:themeColor="text1"/>
+        </w:rPr>
+        <w:t xml:space="preserve">, Artificial Intelligence. </w:t>
+      </w:r>
+    </w:p>
+    <w:p>
+      <w:pPr>
+        <w:pBdr>
+          <w:bottom w:val="single" w:sz="6" w:space="1" w:color="1F3864"/>
+        </w:pBdr>
+        <w:spacing w:before="140"/>
+        <w:rPr>
+          <w:rFonts w:ascii="Aptos Display" w:hAnsi="Aptos Display"/>
+          <w:color w:val="000000" w:themeColor="text1"/>
+        </w:rPr>
+      </w:pPr>
+      <w:r>
+        <w:rPr>
+          <w:rFonts w:ascii="Aptos Display" w:hAnsi="Aptos Display"/>
+          <w:b/>
+          <w:bCs/>
+          <w:color w:val="000000" w:themeColor="text1"/>
+          <w:spacing w:val="20"/>
+          <w:sz w:val="21"/>
+          <w:szCs w:val="21"/>
+        </w:rPr>
+        <w:t xml:space="preserve">FEATURED </w:t>
+      </w:r>
+      <w:r>
+        <w:rPr>
+          <w:rFonts w:ascii="Aptos Display" w:hAnsi="Aptos Display"/>
+          <w:b/>
+          <w:bCs/>
+          <w:color w:val="000000" w:themeColor="text1"/>
+          <w:spacing w:val="20"/>
+          <w:sz w:val="21"/>
+          <w:szCs w:val="21"/>
+        </w:rPr>
+        <w:t>PROJECTS</w:t>
       </w:r>
       <w:r>
         <w:rPr>
@@ -340,7 +898,7 @@
           <w:bCs/>
           <w:color w:val="000000" w:themeColor="text1"/>
         </w:rPr>
-        <w:t>Effat University</w:t>
+        <w:t>Purple-Team Lateral Movement Detection Platform  |  Senior Capstone</w:t>
       </w:r>
       <w:r>
         <w:rPr>
@@ -365,14 +923,38 @@
           <w:bCs/>
           <w:color w:val="000000" w:themeColor="text1"/>
         </w:rPr>
-        <w:t>Jeddah, Saudi Arabia</w:t>
-      </w:r>
-    </w:p>
-    <w:p>
-      <w:pPr>
-        <w:tabs>
-          <w:tab w:val="right" w:pos="10466"/>
-        </w:tabs>
+        <w:t>Jan</w:t>
+      </w:r>
+      <w:r>
+        <w:rPr>
+          <w:rFonts w:ascii="Aptos Display" w:hAnsi="Aptos Display"/>
+          <w:b/>
+          <w:bCs/>
+          <w:color w:val="000000" w:themeColor="text1"/>
+        </w:rPr>
+        <w:t xml:space="preserve"> 2026</w:t>
+      </w:r>
+      <w:r>
+        <w:rPr>
+          <w:rFonts w:ascii="Aptos Display" w:hAnsi="Aptos Display"/>
+          <w:b/>
+          <w:bCs/>
+          <w:color w:val="000000" w:themeColor="text1"/>
+        </w:rPr>
+        <w:t xml:space="preserve"> -</w:t>
+      </w:r>
+      <w:r>
+        <w:rPr>
+          <w:rFonts w:ascii="Aptos Display" w:hAnsi="Aptos Display"/>
+          <w:b/>
+          <w:bCs/>
+          <w:color w:val="000000" w:themeColor="text1"/>
+        </w:rPr>
+        <w:t xml:space="preserve"> Present</w:t>
+      </w:r>
+    </w:p>
+    <w:p>
+      <w:pPr>
         <w:rPr>
           <w:rFonts w:ascii="Aptos Display" w:hAnsi="Aptos Display"/>
           <w:color w:val="000000" w:themeColor="text1"/>
@@ -385,7 +967,7 @@
           <w:iCs/>
           <w:color w:val="000000" w:themeColor="text1"/>
         </w:rPr>
-        <w:t>Bachelor of Science in</w:t>
+        <w:t>Python, Docker,</w:t>
       </w:r>
       <w:r>
         <w:rPr>
@@ -394,7 +976,7 @@
           <w:iCs/>
           <w:color w:val="000000" w:themeColor="text1"/>
         </w:rPr>
-        <w:t xml:space="preserve"> Computer Science,</w:t>
+        <w:t xml:space="preserve"> tcpdump, </w:t>
       </w:r>
       <w:r>
         <w:rPr>
@@ -403,7 +985,7 @@
           <w:iCs/>
           <w:color w:val="000000" w:themeColor="text1"/>
         </w:rPr>
-        <w:t xml:space="preserve"> Cybersecurity</w:t>
+        <w:t>MITRE ATT&amp;CK, NIST CSF,</w:t>
       </w:r>
       <w:r>
         <w:rPr>
@@ -412,7 +994,7 @@
           <w:iCs/>
           <w:color w:val="000000" w:themeColor="text1"/>
         </w:rPr>
-        <w:t xml:space="preserve"> Track</w:t>
+        <w:t xml:space="preserve"> ISO 27001,</w:t>
       </w:r>
       <w:r>
         <w:rPr>
@@ -421,7 +1003,7 @@
           <w:iCs/>
           <w:color w:val="000000" w:themeColor="text1"/>
         </w:rPr>
-        <w:t xml:space="preserve"> | GPA: 3.</w:t>
+        <w:t xml:space="preserve"> NCA ECC | github.com/zainabthaa</w:t>
       </w:r>
       <w:r>
         <w:rPr>
@@ -430,7 +1012,7 @@
           <w:iCs/>
           <w:color w:val="000000" w:themeColor="text1"/>
         </w:rPr>
-        <w:t>8</w:t>
+        <w:t>/</w:t>
       </w:r>
       <w:r>
         <w:rPr>
@@ -439,7 +1021,7 @@
           <w:iCs/>
           <w:color w:val="000000" w:themeColor="text1"/>
         </w:rPr>
-        <w:t>6</w:t>
+        <w:t>l</w:t>
       </w:r>
       <w:r>
         <w:rPr>
@@ -448,73 +1030,106 @@
           <w:iCs/>
           <w:color w:val="000000" w:themeColor="text1"/>
         </w:rPr>
-        <w:t xml:space="preserve"> / 4.00</w:t>
-      </w:r>
-      <w:r>
-        <w:rPr>
-          <w:rFonts w:ascii="Aptos Display" w:hAnsi="Aptos Display"/>
-          <w:color w:val="000000" w:themeColor="text1"/>
-        </w:rPr>
-        <w:t xml:space="preserve">  </w:t>
-      </w:r>
-      <w:r>
-        <w:rPr>
-          <w:rFonts w:ascii="Aptos Display" w:hAnsi="Aptos Display"/>
-          <w:color w:val="000000" w:themeColor="text1"/>
-        </w:rPr>
-        <w:tab/>
-      </w:r>
-      <w:r>
-        <w:rPr>
-          <w:rFonts w:ascii="Aptos Display" w:hAnsi="Aptos Display"/>
-          <w:i/>
-          <w:iCs/>
-          <w:color w:val="000000" w:themeColor="text1"/>
-        </w:rPr>
-        <w:t>June</w:t>
-      </w:r>
-      <w:r>
-        <w:rPr>
-          <w:rFonts w:ascii="Aptos Display" w:hAnsi="Aptos Display"/>
-          <w:i/>
-          <w:iCs/>
-          <w:color w:val="000000" w:themeColor="text1"/>
-        </w:rPr>
-        <w:t xml:space="preserve"> 202</w:t>
-      </w:r>
-      <w:r>
-        <w:rPr>
-          <w:rFonts w:ascii="Aptos Display" w:hAnsi="Aptos Display"/>
-          <w:i/>
-          <w:iCs/>
-          <w:color w:val="000000" w:themeColor="text1"/>
-        </w:rPr>
-        <w:t>7</w:t>
-      </w:r>
-    </w:p>
-    <w:p>
-      <w:pPr>
-        <w:spacing w:before="20"/>
-        <w:rPr>
-          <w:rFonts w:ascii="Aptos Display" w:hAnsi="Aptos Display"/>
-          <w:color w:val="000000" w:themeColor="text1"/>
-        </w:rPr>
-      </w:pPr>
-      <w:r>
-        <w:rPr>
-          <w:rFonts w:ascii="Aptos Display" w:hAnsi="Aptos Display"/>
-          <w:b/>
-          <w:bCs/>
-          <w:color w:val="000000" w:themeColor="text1"/>
-        </w:rPr>
-        <w:t>President’s List (2025/2026)</w:t>
-      </w:r>
-      <w:r>
-        <w:rPr>
-          <w:rFonts w:ascii="Aptos Display" w:hAnsi="Aptos Display"/>
-          <w:color w:val="000000" w:themeColor="text1"/>
-        </w:rPr>
-        <w:t xml:space="preserve"> –</w:t>
+        <w:t>ateral-movement-showcase</w:t>
+      </w:r>
+    </w:p>
+    <w:p>
+      <w:pPr>
+        <w:pStyle w:val="ListParagraph"/>
+        <w:numPr>
+          <w:ilvl w:val="0"/>
+          <w:numId w:val="2"/>
+        </w:numPr>
+        <w:rPr>
+          <w:rFonts w:ascii="Aptos Display" w:hAnsi="Aptos Display"/>
+          <w:color w:val="000000" w:themeColor="text1"/>
+        </w:rPr>
+      </w:pPr>
+      <w:r>
+        <w:rPr>
+          <w:rFonts w:ascii="Aptos Display" w:hAnsi="Aptos Display"/>
+        </w:rPr>
+        <w:t xml:space="preserve">Architected a segmented, Docker-based enterprise network of </w:t>
+      </w:r>
+      <w:r>
+        <w:rPr>
+          <w:rStyle w:val="Strong"/>
+          <w:rFonts w:ascii="Aptos Display" w:hAnsi="Aptos Display"/>
+          <w:b w:val="0"/>
+          <w:bCs w:val="0"/>
+        </w:rPr>
+        <w:t>13 containerized hosts across 3 isolated subnets</w:t>
+      </w:r>
+      <w:r>
+        <w:rPr>
+          <w:rFonts w:ascii="Aptos Display" w:hAnsi="Aptos Display"/>
+        </w:rPr>
+        <w:t xml:space="preserve"> with an </w:t>
+      </w:r>
+      <w:r>
+        <w:rPr>
+          <w:rStyle w:val="Strong"/>
+          <w:rFonts w:ascii="Aptos Display" w:hAnsi="Aptos Display"/>
+          <w:b w:val="0"/>
+          <w:bCs w:val="0"/>
+        </w:rPr>
+        <w:t>inline IDS sensor bridging the segments</w:t>
+      </w:r>
+      <w:r>
+        <w:rPr>
+          <w:rFonts w:ascii="Aptos Display" w:hAnsi="Aptos Display"/>
+        </w:rPr>
+        <w:t xml:space="preserve"> to execute and detect lateral-movement attacks end-to-end in a red/blue lab.</w:t>
+      </w:r>
+    </w:p>
+    <w:p>
+      <w:pPr>
+        <w:pStyle w:val="ListParagraph"/>
+        <w:numPr>
+          <w:ilvl w:val="0"/>
+          <w:numId w:val="2"/>
+        </w:numPr>
+        <w:rPr>
+          <w:rFonts w:ascii="Aptos Display" w:hAnsi="Aptos Display"/>
+          <w:color w:val="000000" w:themeColor="text1"/>
+        </w:rPr>
+      </w:pPr>
+      <w:r>
+        <w:rPr>
+          <w:rFonts w:ascii="Aptos Display" w:hAnsi="Aptos Display"/>
+          <w:color w:val="000000" w:themeColor="text1"/>
+        </w:rPr>
+        <w:t xml:space="preserve">Built an adversary-emulation module </w:t>
+      </w:r>
+      <w:r>
+        <w:rPr>
+          <w:rFonts w:ascii="Aptos Display" w:hAnsi="Aptos Display"/>
+        </w:rPr>
+        <w:t>generat</w:t>
+      </w:r>
+      <w:r>
+        <w:rPr>
+          <w:rFonts w:ascii="Aptos Display" w:hAnsi="Aptos Display"/>
+        </w:rPr>
+        <w:t>ing</w:t>
+      </w:r>
+      <w:r>
+        <w:rPr>
+          <w:rFonts w:ascii="Aptos Display" w:hAnsi="Aptos Display"/>
+        </w:rPr>
+        <w:t xml:space="preserve"> realistic kill</w:t>
+      </w:r>
+      <w:r>
+        <w:rPr>
+          <w:rFonts w:ascii="Aptos Display" w:hAnsi="Aptos Display"/>
+        </w:rPr>
+        <w:t>-</w:t>
+      </w:r>
+      <w:r>
+        <w:rPr>
+          <w:rFonts w:ascii="Aptos Display" w:hAnsi="Aptos Display"/>
+        </w:rPr>
+        <w:t>chain</w:t>
       </w:r>
       <w:r>
         <w:rPr>
@@ -526,154 +1141,96 @@
         <w:rPr>
           <w:rFonts w:ascii="Aptos Display" w:hAnsi="Aptos Display"/>
         </w:rPr>
-        <w:t>academic achievement by maintaining a GPA of 3.9</w:t>
-      </w:r>
-      <w:r>
-        <w:rPr>
-          <w:rFonts w:ascii="Aptos Display" w:hAnsi="Aptos Display"/>
-        </w:rPr>
-        <w:t xml:space="preserve"> &amp; </w:t>
-      </w:r>
-      <w:r>
-        <w:rPr>
-          <w:rFonts w:ascii="Aptos Display" w:hAnsi="Aptos Display"/>
-        </w:rPr>
-        <w:t xml:space="preserve">higher </w:t>
-      </w:r>
-      <w:r>
-        <w:rPr>
-          <w:rFonts w:ascii="Aptos Display" w:hAnsi="Aptos Display"/>
-        </w:rPr>
-        <w:t>across two consecutive semesters.</w:t>
-      </w:r>
-      <w:r>
-        <w:rPr>
-          <w:rFonts w:ascii="Aptos Display" w:hAnsi="Aptos Display"/>
-          <w:color w:val="000000" w:themeColor="text1"/>
-        </w:rPr>
-        <w:t xml:space="preserve">  </w:t>
-      </w:r>
-    </w:p>
-    <w:p>
-      <w:pPr>
-        <w:spacing w:before="20"/>
-        <w:rPr>
-          <w:rFonts w:ascii="Aptos Display" w:hAnsi="Aptos Display"/>
-          <w:color w:val="000000" w:themeColor="text1"/>
-        </w:rPr>
-      </w:pPr>
-      <w:r>
-        <w:rPr>
-          <w:rFonts w:ascii="Aptos Display" w:hAnsi="Aptos Display"/>
-          <w:b/>
-          <w:bCs/>
-          <w:color w:val="000000" w:themeColor="text1"/>
-        </w:rPr>
-        <w:t>Dean’s List (2024/2025)</w:t>
-      </w:r>
-      <w:r>
-        <w:rPr>
-          <w:rFonts w:ascii="Aptos Display" w:hAnsi="Aptos Display"/>
-          <w:color w:val="000000" w:themeColor="text1"/>
-        </w:rPr>
-        <w:t xml:space="preserve"> –</w:t>
-      </w:r>
-      <w:r>
-        <w:rPr>
-          <w:rFonts w:ascii="Aptos Display" w:hAnsi="Aptos Display"/>
+        <w:t xml:space="preserve">traffic, mapped to 20 MITRE ATT&amp;CK techniques </w:t>
+      </w:r>
+      <w:r>
+        <w:rPr>
+          <w:rFonts w:ascii="Aptos Display" w:hAnsi="Aptos Display"/>
+          <w:color w:val="000000" w:themeColor="text1"/>
+        </w:rPr>
+        <w:t>to measure detection coverage.</w:t>
+      </w:r>
+    </w:p>
+    <w:p>
+      <w:pPr>
+        <w:pStyle w:val="ListParagraph"/>
+        <w:numPr>
+          <w:ilvl w:val="0"/>
+          <w:numId w:val="2"/>
+        </w:numPr>
+        <w:rPr>
+          <w:rFonts w:ascii="Aptos Display" w:hAnsi="Aptos Display"/>
+          <w:color w:val="000000" w:themeColor="text1"/>
+        </w:rPr>
+      </w:pPr>
+      <w:r>
+        <w:rPr>
+          <w:rFonts w:ascii="Aptos Display" w:hAnsi="Aptos Display"/>
+        </w:rPr>
+        <w:t xml:space="preserve">Developed a GRC module that maps live detection telemetry to </w:t>
+      </w:r>
+      <w:r>
+        <w:rPr>
+          <w:rStyle w:val="Strong"/>
+          <w:rFonts w:ascii="Aptos Display" w:hAnsi="Aptos Display"/>
+          <w:b w:val="0"/>
+          <w:bCs w:val="0"/>
+        </w:rPr>
+        <w:t>NIST CSF, ISO 27001, and NCA ECC</w:t>
+      </w:r>
+      <w:r>
+        <w:rPr>
+          <w:rFonts w:ascii="Aptos Display" w:hAnsi="Aptos Display"/>
+        </w:rPr>
+        <w:t xml:space="preserve"> controls, auto-generating control-effectiveness evidence, with access governed by just-in-time and least-privilege controls.</w:t>
+      </w:r>
+    </w:p>
+    <w:p>
+      <w:pPr>
+        <w:pStyle w:val="ListParagraph"/>
+        <w:numPr>
+          <w:ilvl w:val="0"/>
+          <w:numId w:val="2"/>
+        </w:numPr>
+        <w:rPr>
+          <w:rFonts w:ascii="Aptos Display" w:hAnsi="Aptos Display"/>
+          <w:color w:val="000000" w:themeColor="text1"/>
+        </w:rPr>
+      </w:pPr>
+      <w:r>
+        <w:rPr>
+          <w:rFonts w:ascii="Aptos Display" w:hAnsi="Aptos Display"/>
+          <w:color w:val="000000" w:themeColor="text1"/>
+        </w:rPr>
+        <w:t xml:space="preserve">Engineered a </w:t>
+      </w:r>
+      <w:r>
+        <w:rPr>
+          <w:rFonts w:ascii="Aptos Display" w:hAnsi="Aptos Display"/>
+          <w:color w:val="000000" w:themeColor="text1"/>
+        </w:rPr>
+        <w:t xml:space="preserve">custom </w:t>
+      </w:r>
+      <w:r>
+        <w:rPr>
+          <w:rFonts w:ascii="Aptos Display" w:hAnsi="Aptos Display"/>
+          <w:color w:val="000000" w:themeColor="text1"/>
+        </w:rPr>
+        <w:t>real-time IDS pipeline</w:t>
+      </w:r>
+      <w:r>
+        <w:rPr>
+          <w:rFonts w:ascii="Aptos Display" w:hAnsi="Aptos Display"/>
+          <w:color w:val="000000" w:themeColor="text1"/>
         </w:rPr>
         <w:t xml:space="preserve"> </w:t>
       </w:r>
       <w:r>
         <w:rPr>
           <w:rFonts w:ascii="Aptos Display" w:hAnsi="Aptos Display"/>
-        </w:rPr>
-        <w:t xml:space="preserve">academic achievement by maintaining a GPA of 3.75 </w:t>
-      </w:r>
-      <w:r>
-        <w:rPr>
-          <w:rFonts w:ascii="Aptos Display" w:hAnsi="Aptos Display"/>
-        </w:rPr>
-        <w:t>&amp;</w:t>
-      </w:r>
-      <w:r>
-        <w:rPr>
-          <w:rFonts w:ascii="Aptos Display" w:hAnsi="Aptos Display"/>
-        </w:rPr>
-        <w:t xml:space="preserve"> higher across two consecutive semesters.</w:t>
-      </w:r>
-      <w:r>
-        <w:rPr>
-          <w:rFonts w:ascii="Aptos Display" w:hAnsi="Aptos Display"/>
-          <w:color w:val="000000" w:themeColor="text1"/>
-        </w:rPr>
-        <w:t xml:space="preserve">  </w:t>
-      </w:r>
-    </w:p>
-    <w:p>
-      <w:pPr>
-        <w:rPr>
-          <w:rFonts w:ascii="Aptos Display" w:hAnsi="Aptos Display"/>
-          <w:color w:val="000000" w:themeColor="text1"/>
-        </w:rPr>
-      </w:pPr>
-      <w:r>
-        <w:rPr>
-          <w:rFonts w:ascii="Aptos Display" w:hAnsi="Aptos Display"/>
-          <w:b/>
-          <w:bCs/>
-          <w:color w:val="000000" w:themeColor="text1"/>
-        </w:rPr>
-        <w:t>Relevant Coursework</w:t>
-      </w:r>
-      <w:r>
-        <w:rPr>
-          <w:rFonts w:ascii="Aptos Display" w:hAnsi="Aptos Display"/>
-          <w:color w:val="000000" w:themeColor="text1"/>
-        </w:rPr>
-        <w:t xml:space="preserve">: </w:t>
-      </w:r>
-      <w:r>
-        <w:rPr>
-          <w:rFonts w:ascii="Aptos Display" w:hAnsi="Aptos Display"/>
-          <w:color w:val="000000" w:themeColor="text1"/>
-        </w:rPr>
-        <w:t xml:space="preserve">Governance Risk and Compliance </w:t>
-      </w:r>
-      <w:r>
-        <w:rPr>
-          <w:rFonts w:ascii="Aptos Display" w:hAnsi="Aptos Display"/>
-          <w:color w:val="000000" w:themeColor="text1"/>
-        </w:rPr>
-        <w:t xml:space="preserve">, </w:t>
-      </w:r>
-      <w:r>
-        <w:rPr>
-          <w:rFonts w:ascii="Aptos Display" w:hAnsi="Aptos Display"/>
-          <w:color w:val="000000" w:themeColor="text1"/>
-        </w:rPr>
-        <w:t xml:space="preserve">Computer </w:t>
-      </w:r>
-      <w:r>
-        <w:rPr>
-          <w:rFonts w:ascii="Aptos Display" w:hAnsi="Aptos Display"/>
-          <w:color w:val="000000" w:themeColor="text1"/>
-        </w:rPr>
-        <w:t>Network</w:t>
-      </w:r>
-      <w:r>
-        <w:rPr>
-          <w:rFonts w:ascii="Aptos Display" w:hAnsi="Aptos Display"/>
-          <w:color w:val="000000" w:themeColor="text1"/>
-        </w:rPr>
-        <w:t>s</w:t>
-      </w:r>
-      <w:r>
-        <w:rPr>
-          <w:rFonts w:ascii="Aptos Display" w:hAnsi="Aptos Display"/>
-          <w:color w:val="000000" w:themeColor="text1"/>
-        </w:rPr>
-        <w:t>,</w:t>
+          <w:color w:val="000000" w:themeColor="text1"/>
+        </w:rPr>
+        <w:t>combining</w:t>
       </w:r>
       <w:r>
         <w:rPr>
@@ -687,90 +1244,56 @@
           <w:rFonts w:ascii="Aptos Display" w:hAnsi="Aptos Display"/>
           <w:color w:val="000000" w:themeColor="text1"/>
         </w:rPr>
-        <w:t>Ethical Hacking,</w:t>
-      </w:r>
-      <w:r>
-        <w:rPr>
-          <w:rFonts w:ascii="Aptos Display" w:hAnsi="Aptos Display"/>
-          <w:color w:val="000000" w:themeColor="text1"/>
-        </w:rPr>
-        <w:t xml:space="preserve"> Cryptography</w:t>
-      </w:r>
-      <w:r>
-        <w:rPr>
-          <w:rFonts w:ascii="Aptos Display" w:hAnsi="Aptos Display"/>
-          <w:color w:val="000000" w:themeColor="text1"/>
-        </w:rPr>
-        <w:t xml:space="preserve"> and Network Security</w:t>
-      </w:r>
-      <w:r>
-        <w:rPr>
-          <w:rFonts w:ascii="Aptos Display" w:hAnsi="Aptos Display"/>
-          <w:color w:val="000000" w:themeColor="text1"/>
-        </w:rPr>
-        <w:t xml:space="preserve">, Digital Forensics, </w:t>
-      </w:r>
-      <w:r>
-        <w:rPr>
-          <w:rFonts w:ascii="Aptos Display" w:hAnsi="Aptos Display"/>
-          <w:color w:val="000000" w:themeColor="text1"/>
-        </w:rPr>
-        <w:t>Information and Cyber Security, Software Engineering</w:t>
-      </w:r>
-      <w:r>
-        <w:rPr>
-          <w:rFonts w:ascii="Aptos Display" w:hAnsi="Aptos Display"/>
-          <w:color w:val="000000" w:themeColor="text1"/>
-        </w:rPr>
-        <w:t xml:space="preserve">, Artificial Intelligence. </w:t>
-      </w:r>
-    </w:p>
-    <w:p>
-      <w:pPr>
-        <w:pBdr>
-          <w:bottom w:val="single" w:sz="6" w:space="1" w:color="1F3864"/>
-        </w:pBdr>
-        <w:spacing w:before="140" w:after="50"/>
-        <w:rPr>
-          <w:rFonts w:ascii="Aptos Display" w:hAnsi="Aptos Display"/>
-          <w:color w:val="000000" w:themeColor="text1"/>
-        </w:rPr>
-      </w:pPr>
-      <w:r>
-        <w:rPr>
-          <w:rFonts w:ascii="Aptos Display" w:hAnsi="Aptos Display"/>
-          <w:b/>
-          <w:bCs/>
-          <w:color w:val="000000" w:themeColor="text1"/>
-          <w:spacing w:val="20"/>
-          <w:sz w:val="21"/>
-          <w:szCs w:val="21"/>
-        </w:rPr>
-        <w:t xml:space="preserve">FEATURED </w:t>
-      </w:r>
-      <w:r>
-        <w:rPr>
-          <w:rFonts w:ascii="Aptos Display" w:hAnsi="Aptos Display"/>
-          <w:b/>
-          <w:bCs/>
-          <w:color w:val="000000" w:themeColor="text1"/>
-          <w:spacing w:val="20"/>
-          <w:sz w:val="21"/>
-          <w:szCs w:val="21"/>
-        </w:rPr>
-        <w:t>PROJECTS</w:t>
-      </w:r>
-      <w:r>
-        <w:rPr>
-          <w:rFonts w:ascii="Aptos Display" w:hAnsi="Aptos Display"/>
-          <w:b/>
-          <w:bCs/>
-          <w:color w:val="000000" w:themeColor="text1"/>
-          <w:spacing w:val="20"/>
-          <w:sz w:val="21"/>
-          <w:szCs w:val="21"/>
-        </w:rPr>
-        <w:tab/>
+        <w:t xml:space="preserve">behavioral analysis and </w:t>
+      </w:r>
+      <w:r>
+        <w:rPr>
+          <w:rFonts w:ascii="Aptos Display" w:hAnsi="Aptos Display"/>
+          <w:color w:val="000000" w:themeColor="text1"/>
+        </w:rPr>
+        <w:t>signature</w:t>
+      </w:r>
+      <w:r>
+        <w:rPr>
+          <w:rFonts w:ascii="Aptos Display" w:hAnsi="Aptos Display"/>
+          <w:color w:val="000000" w:themeColor="text1"/>
+        </w:rPr>
+        <w:t xml:space="preserve">-based </w:t>
+      </w:r>
+      <w:r>
+        <w:rPr>
+          <w:rFonts w:ascii="Aptos Display" w:hAnsi="Aptos Display"/>
+          <w:color w:val="000000" w:themeColor="text1"/>
+        </w:rPr>
+        <w:t>rules</w:t>
+      </w:r>
+      <w:r>
+        <w:rPr>
+          <w:rFonts w:ascii="Aptos Display" w:hAnsi="Aptos Display"/>
+          <w:color w:val="000000" w:themeColor="text1"/>
+        </w:rPr>
+        <w:t xml:space="preserve">, feeding the </w:t>
+      </w:r>
+      <w:r>
+        <w:rPr>
+          <w:rFonts w:ascii="Aptos Display" w:hAnsi="Aptos Display"/>
+          <w:color w:val="000000" w:themeColor="text1"/>
+        </w:rPr>
+        <w:t>SOC triage dashboard with role-based access, alert assignment, and MTTR tracking</w:t>
+      </w:r>
+      <w:r>
+        <w:rPr>
+          <w:rFonts w:ascii="Aptos Display" w:hAnsi="Aptos Display"/>
+          <w:color w:val="000000" w:themeColor="text1"/>
+        </w:rPr>
+        <w:t xml:space="preserve"> computed from live alerts</w:t>
+      </w:r>
+      <w:r>
+        <w:rPr>
+          <w:rFonts w:ascii="Aptos Display" w:hAnsi="Aptos Display"/>
+          <w:color w:val="000000" w:themeColor="text1"/>
+        </w:rPr>
+        <w:t>.</w:t>
       </w:r>
     </w:p>
     <w:p>
@@ -791,7 +1314,7 @@
           <w:bCs/>
           <w:color w:val="000000" w:themeColor="text1"/>
         </w:rPr>
-        <w:t>Purple-Team Lateral Movement Detection Platform  |  Senior Capstone</w:t>
+        <w:t>Compliance-as-Code Policy Enforcement Pipeline</w:t>
       </w:r>
       <w:r>
         <w:rPr>
@@ -816,21 +1339,38 @@
           <w:bCs/>
           <w:color w:val="000000" w:themeColor="text1"/>
         </w:rPr>
-        <w:t>Jan</w:t>
-      </w:r>
-      <w:r>
-        <w:rPr>
-          <w:rFonts w:ascii="Aptos Display" w:hAnsi="Aptos Display"/>
-          <w:b/>
-          <w:bCs/>
-          <w:color w:val="000000" w:themeColor="text1"/>
-        </w:rPr>
-        <w:t xml:space="preserve"> 2026 – Present</w:t>
-      </w:r>
-    </w:p>
-    <w:p>
-      <w:pPr>
-        <w:spacing w:after="20"/>
+        <w:t>Aug - S</w:t>
+      </w:r>
+      <w:r>
+        <w:rPr>
+          <w:rFonts w:ascii="Aptos Display" w:hAnsi="Aptos Display"/>
+          <w:b/>
+          <w:bCs/>
+          <w:color w:val="000000" w:themeColor="text1"/>
+        </w:rPr>
+        <w:t>ep</w:t>
+      </w:r>
+      <w:r>
+        <w:rPr>
+          <w:rFonts w:ascii="Aptos Display" w:hAnsi="Aptos Display"/>
+          <w:b/>
+          <w:bCs/>
+          <w:color w:val="000000" w:themeColor="text1"/>
+        </w:rPr>
+        <w:t xml:space="preserve"> </w:t>
+      </w:r>
+      <w:r>
+        <w:rPr>
+          <w:rFonts w:ascii="Aptos Display" w:hAnsi="Aptos Display"/>
+          <w:b/>
+          <w:bCs/>
+          <w:color w:val="000000" w:themeColor="text1"/>
+        </w:rPr>
+        <w:t>2026</w:t>
+      </w:r>
+    </w:p>
+    <w:p>
+      <w:pPr>
         <w:rPr>
           <w:rFonts w:ascii="Aptos Display" w:hAnsi="Aptos Display"/>
           <w:color w:val="000000" w:themeColor="text1"/>
@@ -843,7 +1383,7 @@
           <w:iCs/>
           <w:color w:val="000000" w:themeColor="text1"/>
         </w:rPr>
-        <w:t>Python, Docker,</w:t>
+        <w:t>GitHub Actions, Terraform, OPA/Rego, Conftest, Python, AWS  |  github.com/zainabthaa</w:t>
       </w:r>
       <w:r>
         <w:rPr>
@@ -852,8 +1392,178 @@
           <w:iCs/>
           <w:color w:val="000000" w:themeColor="text1"/>
         </w:rPr>
-        <w:t xml:space="preserve"> tcpdump, </w:t>
-      </w:r>
+        <w:t>/compliance-as-code-pipeline</w:t>
+      </w:r>
+    </w:p>
+    <w:p>
+      <w:pPr>
+        <w:pStyle w:val="ListParagraph"/>
+        <w:numPr>
+          <w:ilvl w:val="0"/>
+          <w:numId w:val="2"/>
+        </w:numPr>
+        <w:rPr>
+          <w:rFonts w:ascii="Aptos Display" w:hAnsi="Aptos Display"/>
+          <w:color w:val="000000" w:themeColor="text1"/>
+        </w:rPr>
+      </w:pPr>
+      <w:r>
+        <w:rPr>
+          <w:rFonts w:ascii="Aptos Display" w:hAnsi="Aptos Display"/>
+          <w:color w:val="000000" w:themeColor="text1"/>
+        </w:rPr>
+        <w:t>Designed a CI/CD pipeline in GitHub Actions that checks Terraform plans against security controls with OPA/Rego and Conftest, automatically blocking non-compliant pull requests through branch protection.</w:t>
+      </w:r>
+    </w:p>
+    <w:p>
+      <w:pPr>
+        <w:pStyle w:val="ListParagraph"/>
+        <w:numPr>
+          <w:ilvl w:val="0"/>
+          <w:numId w:val="2"/>
+        </w:numPr>
+        <w:rPr>
+          <w:rFonts w:ascii="Aptos Display" w:hAnsi="Aptos Display"/>
+          <w:color w:val="000000" w:themeColor="text1"/>
+        </w:rPr>
+      </w:pPr>
+      <w:r>
+        <w:rPr>
+          <w:rFonts w:ascii="Aptos Display" w:hAnsi="Aptos Display"/>
+        </w:rPr>
+        <w:t>Codified 7 CIS AWS Foundations Benchmark controls and 3 custom checks into 6 Rego policy modules</w:t>
+      </w:r>
+      <w:r>
+        <w:rPr>
+          <w:rFonts w:ascii="Aptos Display" w:hAnsi="Aptos Display"/>
+          <w:color w:val="000000" w:themeColor="text1"/>
+        </w:rPr>
+        <w:t xml:space="preserve"> covering S3, RDS, security groups, IAM, EBS, and hardcoded secrets.</w:t>
+      </w:r>
+    </w:p>
+    <w:p>
+      <w:pPr>
+        <w:pStyle w:val="ListParagraph"/>
+        <w:numPr>
+          <w:ilvl w:val="0"/>
+          <w:numId w:val="2"/>
+        </w:numPr>
+        <w:rPr>
+          <w:rFonts w:ascii="Aptos Display" w:hAnsi="Aptos Display"/>
+          <w:color w:val="000000" w:themeColor="text1"/>
+        </w:rPr>
+      </w:pPr>
+      <w:r>
+        <w:rPr>
+          <w:rFonts w:ascii="Aptos Display" w:hAnsi="Aptos Display"/>
+          <w:color w:val="000000" w:themeColor="text1"/>
+        </w:rPr>
+        <w:t>Built a Python layer that generates a report and an HTML dashboard on every run, listing failing resource</w:t>
+      </w:r>
+      <w:r>
+        <w:rPr>
+          <w:rFonts w:ascii="Aptos Display" w:hAnsi="Aptos Display"/>
+          <w:color w:val="000000" w:themeColor="text1"/>
+        </w:rPr>
+        <w:t>s</w:t>
+      </w:r>
+      <w:r>
+        <w:rPr>
+          <w:rFonts w:ascii="Aptos Display" w:hAnsi="Aptos Display"/>
+          <w:color w:val="000000" w:themeColor="text1"/>
+        </w:rPr>
+        <w:t>, reason, and the fix.</w:t>
+      </w:r>
+    </w:p>
+    <w:p>
+      <w:pPr>
+        <w:tabs>
+          <w:tab w:val="right" w:pos="10466"/>
+        </w:tabs>
+        <w:spacing w:before="60"/>
+        <w:rPr>
+          <w:rFonts w:ascii="Aptos Display" w:hAnsi="Aptos Display"/>
+          <w:color w:val="000000" w:themeColor="text1"/>
+        </w:rPr>
+      </w:pPr>
+      <w:r>
+        <w:rPr>
+          <w:rFonts w:ascii="Aptos Display" w:hAnsi="Aptos Display"/>
+          <w:b/>
+          <w:bCs/>
+          <w:color w:val="000000" w:themeColor="text1"/>
+        </w:rPr>
+        <w:t xml:space="preserve">NoorPay GRC Engagement: Risk Assessment, Gap Analysis &amp; IR </w:t>
+      </w:r>
+      <w:r>
+        <w:rPr>
+          <w:rFonts w:ascii="Aptos Display" w:hAnsi="Aptos Display"/>
+          <w:b/>
+          <w:bCs/>
+          <w:color w:val="000000" w:themeColor="text1"/>
+        </w:rPr>
+        <w:t>P</w:t>
+      </w:r>
+      <w:r>
+        <w:rPr>
+          <w:rFonts w:ascii="Aptos Display" w:hAnsi="Aptos Display"/>
+          <w:b/>
+          <w:bCs/>
+          <w:color w:val="000000" w:themeColor="text1"/>
+        </w:rPr>
+        <w:t>lan</w:t>
+      </w:r>
+      <w:r>
+        <w:rPr>
+          <w:rFonts w:ascii="Aptos Display" w:hAnsi="Aptos Display"/>
+          <w:b/>
+          <w:bCs/>
+          <w:color w:val="000000" w:themeColor="text1"/>
+        </w:rPr>
+        <w:t xml:space="preserve"> </w:t>
+      </w:r>
+      <w:r>
+        <w:rPr>
+          <w:rFonts w:ascii="Aptos Display" w:hAnsi="Aptos Display"/>
+          <w:color w:val="000000" w:themeColor="text1"/>
+        </w:rPr>
+        <w:tab/>
+      </w:r>
+      <w:r>
+        <w:rPr>
+          <w:rFonts w:ascii="Aptos Display" w:hAnsi="Aptos Display"/>
+          <w:b/>
+          <w:bCs/>
+          <w:color w:val="000000" w:themeColor="text1"/>
+        </w:rPr>
+        <w:t>Apr - May</w:t>
+      </w:r>
+      <w:r>
+        <w:rPr>
+          <w:rFonts w:ascii="Aptos Display" w:hAnsi="Aptos Display"/>
+          <w:b/>
+          <w:bCs/>
+          <w:color w:val="000000" w:themeColor="text1"/>
+        </w:rPr>
+        <w:t xml:space="preserve"> </w:t>
+      </w:r>
+      <w:r>
+        <w:rPr>
+          <w:rFonts w:ascii="Aptos Display" w:hAnsi="Aptos Display"/>
+          <w:b/>
+          <w:bCs/>
+          <w:color w:val="000000" w:themeColor="text1"/>
+        </w:rPr>
+        <w:t>2026</w:t>
+      </w:r>
+    </w:p>
+    <w:p>
+      <w:pPr>
+        <w:rPr>
+          <w:rFonts w:ascii="Aptos Display" w:hAnsi="Aptos Display"/>
+          <w:color w:val="000000" w:themeColor="text1"/>
+        </w:rPr>
+      </w:pPr>
       <w:r>
         <w:rPr>
           <w:rFonts w:ascii="Aptos Display" w:hAnsi="Aptos Display"/>
@@ -861,7 +1571,7 @@
           <w:iCs/>
           <w:color w:val="000000" w:themeColor="text1"/>
         </w:rPr>
-        <w:t>MITRE ATT&amp;CK, NIST CSF,</w:t>
+        <w:t>NIST SP 800-30, NIST SP 800-61, GDPR, Saudi PDPL, CISO Assistant</w:t>
       </w:r>
       <w:r>
         <w:rPr>
@@ -870,7 +1580,7 @@
           <w:iCs/>
           <w:color w:val="000000" w:themeColor="text1"/>
         </w:rPr>
-        <w:t xml:space="preserve"> ISO 27001,</w:t>
+        <w:t xml:space="preserve">  |  github.com/zainabthaa/</w:t>
       </w:r>
       <w:r>
         <w:rPr>
@@ -879,34 +1589,677 @@
           <w:iCs/>
           <w:color w:val="000000" w:themeColor="text1"/>
         </w:rPr>
-        <w:t xml:space="preserve"> NCA ECC | github.com/zainabthaa</w:t>
-      </w:r>
-      <w:r>
-        <w:rPr>
-          <w:rFonts w:ascii="Aptos Display" w:hAnsi="Aptos Display"/>
-          <w:i/>
-          <w:iCs/>
-          <w:color w:val="000000" w:themeColor="text1"/>
-        </w:rPr>
-        <w:t>/</w:t>
-      </w:r>
-      <w:r>
-        <w:rPr>
-          <w:rFonts w:ascii="Aptos Display" w:hAnsi="Aptos Display"/>
-          <w:i/>
-          <w:iCs/>
-          <w:color w:val="000000" w:themeColor="text1"/>
-        </w:rPr>
-        <w:t>l</w:t>
-      </w:r>
-      <w:r>
-        <w:rPr>
-          <w:rFonts w:ascii="Aptos Display" w:hAnsi="Aptos Display"/>
-          <w:i/>
-          <w:iCs/>
-          <w:color w:val="000000" w:themeColor="text1"/>
-        </w:rPr>
-        <w:t>ateral-movement-showcase</w:t>
+        <w:t>noorpay-grc-assessment</w:t>
+      </w:r>
+    </w:p>
+    <w:p>
+      <w:pPr>
+        <w:pStyle w:val="ListParagraph"/>
+        <w:numPr>
+          <w:ilvl w:val="0"/>
+          <w:numId w:val="2"/>
+        </w:numPr>
+        <w:rPr>
+          <w:rFonts w:ascii="Aptos Display" w:hAnsi="Aptos Display"/>
+          <w:color w:val="000000" w:themeColor="text1"/>
+        </w:rPr>
+      </w:pPr>
+      <w:r>
+        <w:rPr>
+          <w:rFonts w:ascii="Aptos Display" w:hAnsi="Aptos Display"/>
+        </w:rPr>
+        <w:t>Simulated GRC consulting engagement for a Saudi fintech after a breach affecting 12,000 customers</w:t>
+      </w:r>
+      <w:r>
+        <w:rPr>
+          <w:rFonts w:ascii="Aptos Display" w:hAnsi="Aptos Display"/>
+          <w:color w:val="000000" w:themeColor="text1"/>
+        </w:rPr>
+        <w:t>; assessed 10 risks (NIST SP 800-30) on a CISO Assistant heat map</w:t>
+      </w:r>
+      <w:r>
+        <w:rPr>
+          <w:rFonts w:ascii="Aptos Display" w:hAnsi="Aptos Display"/>
+          <w:color w:val="000000" w:themeColor="text1"/>
+        </w:rPr>
+        <w:t>.</w:t>
+      </w:r>
+    </w:p>
+    <w:p>
+      <w:pPr>
+        <w:pStyle w:val="ListParagraph"/>
+        <w:numPr>
+          <w:ilvl w:val="0"/>
+          <w:numId w:val="2"/>
+        </w:numPr>
+        <w:rPr>
+          <w:rFonts w:ascii="Aptos Display" w:hAnsi="Aptos Display"/>
+          <w:color w:val="000000" w:themeColor="text1"/>
+        </w:rPr>
+      </w:pPr>
+      <w:r>
+        <w:rPr>
+          <w:rFonts w:ascii="Aptos Display" w:hAnsi="Aptos Display"/>
+          <w:color w:val="000000" w:themeColor="text1"/>
+        </w:rPr>
+        <w:t>Audited 12 GDPR/PDPL requirements and wrote a NIST SP 800-61 IR plan with SDAIA/GDPR 72-hour breach notification</w:t>
+      </w:r>
+      <w:r>
+        <w:rPr>
+          <w:rFonts w:ascii="Aptos Display" w:hAnsi="Aptos Display"/>
+          <w:color w:val="000000" w:themeColor="text1"/>
+        </w:rPr>
+        <w:t>.</w:t>
+      </w:r>
+    </w:p>
+    <w:p>
+      <w:pPr>
+        <w:pBdr>
+          <w:bottom w:val="single" w:sz="6" w:space="1" w:color="1F3864"/>
+        </w:pBdr>
+        <w:spacing w:before="140"/>
+        <w:rPr>
+          <w:rFonts w:ascii="Aptos Display" w:hAnsi="Aptos Display"/>
+          <w:color w:val="000000" w:themeColor="text1"/>
+        </w:rPr>
+      </w:pPr>
+      <w:r>
+        <w:rPr>
+          <w:rFonts w:ascii="Aptos Display" w:hAnsi="Aptos Display"/>
+          <w:b/>
+          <w:bCs/>
+          <w:color w:val="000000" w:themeColor="text1"/>
+          <w:spacing w:val="20"/>
+          <w:sz w:val="21"/>
+          <w:szCs w:val="21"/>
+        </w:rPr>
+        <w:t>TECHNICAL SKILLS</w:t>
+      </w:r>
+      <w:r>
+        <w:rPr>
+          <w:rFonts w:ascii="Aptos Display" w:hAnsi="Aptos Display"/>
+          <w:b/>
+          <w:bCs/>
+          <w:color w:val="000000" w:themeColor="text1"/>
+          <w:spacing w:val="20"/>
+          <w:sz w:val="21"/>
+          <w:szCs w:val="21"/>
+        </w:rPr>
+        <w:tab/>
+      </w:r>
+    </w:p>
+    <w:p>
+      <w:pPr>
+        <w:rPr>
+          <w:rFonts w:ascii="Aptos Display" w:hAnsi="Aptos Display"/>
+          <w:color w:val="000000" w:themeColor="text1"/>
+        </w:rPr>
+      </w:pPr>
+      <w:r>
+        <w:rPr>
+          <w:rFonts w:ascii="Aptos Display" w:hAnsi="Aptos Display"/>
+          <w:b/>
+          <w:bCs/>
+          <w:color w:val="000000" w:themeColor="text1"/>
+        </w:rPr>
+        <w:t xml:space="preserve">GRC &amp; Frameworks: </w:t>
+      </w:r>
+      <w:r>
+        <w:rPr>
+          <w:rFonts w:ascii="Aptos Display" w:hAnsi="Aptos Display"/>
+          <w:color w:val="000000" w:themeColor="text1"/>
+        </w:rPr>
+        <w:t xml:space="preserve">MITRE ATT&amp;CK, NIST CSF, </w:t>
+      </w:r>
+      <w:r>
+        <w:rPr>
+          <w:rFonts w:ascii="Aptos Display" w:hAnsi="Aptos Display"/>
+          <w:color w:val="000000" w:themeColor="text1"/>
+        </w:rPr>
+        <w:t xml:space="preserve">NIST SP 800-30, </w:t>
+      </w:r>
+      <w:r>
+        <w:rPr>
+          <w:rFonts w:ascii="Aptos Display" w:hAnsi="Aptos Display"/>
+          <w:color w:val="000000" w:themeColor="text1"/>
+        </w:rPr>
+        <w:t xml:space="preserve">ISO 27001, NCA ECC, </w:t>
+      </w:r>
+      <w:r>
+        <w:rPr>
+          <w:rFonts w:ascii="Aptos Display" w:hAnsi="Aptos Display"/>
+          <w:color w:val="000000" w:themeColor="text1"/>
+        </w:rPr>
+        <w:t xml:space="preserve">Saudi </w:t>
+      </w:r>
+      <w:r>
+        <w:rPr>
+          <w:rFonts w:ascii="Aptos Display" w:hAnsi="Aptos Display"/>
+          <w:color w:val="000000" w:themeColor="text1"/>
+        </w:rPr>
+        <w:t>PDPL</w:t>
+      </w:r>
+      <w:r>
+        <w:rPr>
+          <w:rFonts w:ascii="Aptos Display" w:hAnsi="Aptos Display"/>
+          <w:color w:val="000000" w:themeColor="text1"/>
+        </w:rPr>
+        <w:t>, GDPR</w:t>
+      </w:r>
+      <w:r>
+        <w:rPr>
+          <w:rFonts w:ascii="Aptos Display" w:hAnsi="Aptos Display"/>
+          <w:color w:val="000000" w:themeColor="text1"/>
+        </w:rPr>
+        <w:t>, CIS Benchmarks, security policies, risk and control assessment</w:t>
+      </w:r>
+      <w:r>
+        <w:rPr>
+          <w:rFonts w:ascii="Aptos Display" w:hAnsi="Aptos Display"/>
+          <w:color w:val="000000" w:themeColor="text1"/>
+        </w:rPr>
+        <w:t>, gap analysis, control mapping</w:t>
+      </w:r>
+    </w:p>
+    <w:p>
+      <w:pPr>
+        <w:rPr>
+          <w:rFonts w:ascii="Aptos Display" w:hAnsi="Aptos Display"/>
+          <w:color w:val="000000" w:themeColor="text1"/>
+        </w:rPr>
+      </w:pPr>
+      <w:r>
+        <w:rPr>
+          <w:rFonts w:ascii="Aptos Display" w:hAnsi="Aptos Display"/>
+          <w:b/>
+          <w:bCs/>
+          <w:color w:val="000000" w:themeColor="text1"/>
+        </w:rPr>
+        <w:t xml:space="preserve">Networking &amp; Systems: </w:t>
+      </w:r>
+      <w:r>
+        <w:rPr>
+          <w:rFonts w:ascii="Aptos Display" w:hAnsi="Aptos Display"/>
+          <w:color w:val="000000" w:themeColor="text1"/>
+        </w:rPr>
+        <w:t>TCP/IP, network segmentation, Linux, Kali Linux, Wireshark</w:t>
+      </w:r>
+      <w:r>
+        <w:rPr>
+          <w:rFonts w:ascii="Aptos Display" w:hAnsi="Aptos Display"/>
+          <w:color w:val="000000" w:themeColor="text1"/>
+        </w:rPr>
+        <w:t>, Nmap, tcpdump</w:t>
+      </w:r>
+    </w:p>
+    <w:p>
+      <w:pPr>
+        <w:rPr>
+          <w:rFonts w:ascii="Aptos Display" w:hAnsi="Aptos Display"/>
+          <w:color w:val="000000" w:themeColor="text1"/>
+        </w:rPr>
+      </w:pPr>
+      <w:r>
+        <w:rPr>
+          <w:rFonts w:ascii="Aptos Display" w:hAnsi="Aptos Display"/>
+          <w:b/>
+          <w:bCs/>
+          <w:color w:val="000000" w:themeColor="text1"/>
+        </w:rPr>
+        <w:t xml:space="preserve">Security Operations: </w:t>
+      </w:r>
+      <w:r>
+        <w:rPr>
+          <w:rFonts w:ascii="Aptos Display" w:hAnsi="Aptos Display"/>
+          <w:color w:val="000000" w:themeColor="text1"/>
+        </w:rPr>
+        <w:t>SOC monitoring, incident response, intrusion detection, adversary emulation, vulnerability assessment</w:t>
+      </w:r>
+    </w:p>
+    <w:p>
+      <w:pPr>
+        <w:rPr>
+          <w:rFonts w:ascii="Aptos Display" w:hAnsi="Aptos Display"/>
+          <w:color w:val="000000" w:themeColor="text1"/>
+        </w:rPr>
+      </w:pPr>
+      <w:r>
+        <w:rPr>
+          <w:rFonts w:ascii="Aptos Display" w:hAnsi="Aptos Display"/>
+          <w:b/>
+          <w:bCs/>
+          <w:color w:val="000000" w:themeColor="text1"/>
+        </w:rPr>
+        <w:t xml:space="preserve">Cloud &amp; DevSecOps: </w:t>
+      </w:r>
+      <w:r>
+        <w:rPr>
+          <w:rFonts w:ascii="Aptos Display" w:hAnsi="Aptos Display"/>
+          <w:color w:val="000000" w:themeColor="text1"/>
+        </w:rPr>
+        <w:t xml:space="preserve">AWS, </w:t>
+      </w:r>
+      <w:r>
+        <w:rPr>
+          <w:rFonts w:ascii="Aptos Display" w:hAnsi="Aptos Display"/>
+          <w:color w:val="000000" w:themeColor="text1"/>
+        </w:rPr>
+        <w:t xml:space="preserve">IAM, </w:t>
+      </w:r>
+      <w:r>
+        <w:rPr>
+          <w:rFonts w:ascii="Aptos Display" w:hAnsi="Aptos Display"/>
+          <w:color w:val="000000" w:themeColor="text1"/>
+        </w:rPr>
+        <w:t>Terraform, Docker, GitHub Actions, OPA/Rego, Conftest, CI/CD security</w:t>
+      </w:r>
+    </w:p>
+    <w:p>
+      <w:pPr>
+        <w:rPr>
+          <w:rFonts w:ascii="Aptos Display" w:hAnsi="Aptos Display"/>
+          <w:color w:val="000000" w:themeColor="text1"/>
+        </w:rPr>
+      </w:pPr>
+      <w:r>
+        <w:rPr>
+          <w:rFonts w:ascii="Aptos Display" w:hAnsi="Aptos Display"/>
+          <w:b/>
+          <w:bCs/>
+          <w:color w:val="000000" w:themeColor="text1"/>
+        </w:rPr>
+        <w:t>Programmin</w:t>
+      </w:r>
+      <w:r>
+        <w:rPr>
+          <w:rFonts w:ascii="Aptos Display" w:hAnsi="Aptos Display"/>
+          <w:b/>
+          <w:bCs/>
+          <w:color w:val="000000" w:themeColor="text1"/>
+        </w:rPr>
+        <w:t>g</w:t>
+      </w:r>
+      <w:r>
+        <w:rPr>
+          <w:rFonts w:ascii="Aptos Display" w:hAnsi="Aptos Display"/>
+          <w:b/>
+          <w:bCs/>
+          <w:color w:val="000000" w:themeColor="text1"/>
+        </w:rPr>
+        <w:t xml:space="preserve">: </w:t>
+      </w:r>
+      <w:r>
+        <w:rPr>
+          <w:rFonts w:ascii="Aptos Display" w:hAnsi="Aptos Display"/>
+          <w:color w:val="000000" w:themeColor="text1"/>
+        </w:rPr>
+        <w:t>Python, JavaScript, Java, C++, PHP, SQL (MySQL), HTML</w:t>
+      </w:r>
+      <w:r>
+        <w:rPr>
+          <w:rFonts w:ascii="Aptos Display" w:hAnsi="Aptos Display"/>
+          <w:color w:val="000000" w:themeColor="text1"/>
+        </w:rPr>
+        <w:t>, Bash</w:t>
+      </w:r>
+      <w:r>
+        <w:rPr>
+          <w:rFonts w:ascii="Aptos Display" w:hAnsi="Aptos Display"/>
+          <w:color w:val="000000" w:themeColor="text1"/>
+        </w:rPr>
+        <w:t xml:space="preserve">  |  </w:t>
+      </w:r>
+      <w:r>
+        <w:rPr>
+          <w:rFonts w:ascii="Aptos Display" w:hAnsi="Aptos Display"/>
+          <w:b/>
+          <w:bCs/>
+          <w:color w:val="000000" w:themeColor="text1"/>
+        </w:rPr>
+        <w:t>Languages</w:t>
+      </w:r>
+      <w:r>
+        <w:rPr>
+          <w:rFonts w:ascii="Aptos Display" w:hAnsi="Aptos Display"/>
+          <w:color w:val="000000" w:themeColor="text1"/>
+        </w:rPr>
+        <w:t xml:space="preserve">: Arabic </w:t>
+      </w:r>
+      <w:r>
+        <w:rPr>
+          <w:rFonts w:ascii="Aptos Display" w:hAnsi="Aptos Display"/>
+          <w:color w:val="000000" w:themeColor="text1"/>
+        </w:rPr>
+        <w:t xml:space="preserve">(Native) </w:t>
+      </w:r>
+      <w:r>
+        <w:rPr>
+          <w:rFonts w:ascii="Aptos Display" w:hAnsi="Aptos Display"/>
+          <w:color w:val="000000" w:themeColor="text1"/>
+        </w:rPr>
+        <w:t>and English</w:t>
+      </w:r>
+      <w:r>
+        <w:rPr>
+          <w:rFonts w:ascii="Aptos Display" w:hAnsi="Aptos Display"/>
+          <w:color w:val="000000" w:themeColor="text1"/>
+        </w:rPr>
+        <w:t xml:space="preserve"> (Fluent)</w:t>
+      </w:r>
+    </w:p>
+    <w:p>
+      <w:pPr>
+        <w:pBdr>
+          <w:bottom w:val="single" w:sz="6" w:space="1" w:color="1F3864"/>
+        </w:pBdr>
+        <w:spacing w:before="140"/>
+        <w:rPr>
+          <w:rFonts w:ascii="Aptos Display" w:hAnsi="Aptos Display"/>
+          <w:color w:val="000000" w:themeColor="text1"/>
+        </w:rPr>
+      </w:pPr>
+      <w:r>
+        <w:rPr>
+          <w:rFonts w:ascii="Aptos Display" w:hAnsi="Aptos Display"/>
+          <w:b/>
+          <w:bCs/>
+          <w:color w:val="000000" w:themeColor="text1"/>
+          <w:spacing w:val="20"/>
+          <w:sz w:val="21"/>
+          <w:szCs w:val="21"/>
+        </w:rPr>
+        <w:t>CERTIFICATIONS</w:t>
+      </w:r>
+      <w:r>
+        <w:rPr>
+          <w:rFonts w:ascii="Aptos Display" w:hAnsi="Aptos Display"/>
+          <w:b/>
+          <w:bCs/>
+          <w:color w:val="000000" w:themeColor="text1"/>
+          <w:spacing w:val="20"/>
+          <w:sz w:val="21"/>
+          <w:szCs w:val="21"/>
+        </w:rPr>
+        <w:tab/>
+      </w:r>
+    </w:p>
+    <w:p>
+      <w:pPr>
+        <w:tabs>
+          <w:tab w:val="right" w:pos="10466"/>
+        </w:tabs>
+        <w:rPr>
+          <w:rFonts w:ascii="Aptos Display" w:hAnsi="Aptos Display"/>
+          <w:color w:val="000000" w:themeColor="text1"/>
+        </w:rPr>
+      </w:pPr>
+      <w:r>
+        <w:rPr>
+          <w:rFonts w:ascii="Aptos Display" w:hAnsi="Aptos Display"/>
+          <w:color w:val="000000" w:themeColor="text1"/>
+        </w:rPr>
+        <w:t>CompTIA Security+ – In Progress</w:t>
+      </w:r>
+      <w:r>
+        <w:rPr>
+          <w:rFonts w:ascii="Aptos Display" w:hAnsi="Aptos Display"/>
+          <w:color w:val="000000" w:themeColor="text1"/>
+        </w:rPr>
+        <w:t xml:space="preserve"> </w:t>
+      </w:r>
+      <w:r>
+        <w:rPr>
+          <w:rFonts w:ascii="Aptos Display" w:hAnsi="Aptos Display"/>
+          <w:color w:val="000000" w:themeColor="text1"/>
+        </w:rPr>
+        <w:tab/>
+      </w:r>
+      <w:r>
+        <w:rPr>
+          <w:rFonts w:ascii="Aptos Display" w:hAnsi="Aptos Display"/>
+          <w:color w:val="000000" w:themeColor="text1"/>
+        </w:rPr>
+        <w:t>Expected Jan 2027</w:t>
+      </w:r>
+    </w:p>
+    <w:p>
+      <w:pPr>
+        <w:tabs>
+          <w:tab w:val="right" w:pos="10466"/>
+        </w:tabs>
+        <w:rPr>
+          <w:rFonts w:ascii="Aptos Display" w:hAnsi="Aptos Display"/>
+          <w:color w:val="000000" w:themeColor="text1"/>
+        </w:rPr>
+      </w:pPr>
+      <w:r>
+        <w:rPr>
+          <w:rFonts w:ascii="Aptos Display" w:hAnsi="Aptos Display"/>
+          <w:color w:val="000000" w:themeColor="text1"/>
+        </w:rPr>
+        <w:t>Security Operations Center (SOC) Fundamentals – Cisco</w:t>
+      </w:r>
+      <w:r>
+        <w:rPr>
+          <w:rFonts w:ascii="Aptos Display" w:hAnsi="Aptos Display"/>
+          <w:color w:val="000000" w:themeColor="text1"/>
+        </w:rPr>
+        <w:t xml:space="preserve"> </w:t>
+      </w:r>
+      <w:r>
+        <w:rPr>
+          <w:rFonts w:ascii="Aptos Display" w:hAnsi="Aptos Display"/>
+          <w:color w:val="000000" w:themeColor="text1"/>
+        </w:rPr>
+        <w:tab/>
+      </w:r>
+      <w:r>
+        <w:rPr>
+          <w:rFonts w:ascii="Aptos Display" w:hAnsi="Aptos Display"/>
+          <w:color w:val="000000" w:themeColor="text1"/>
+        </w:rPr>
+        <w:t xml:space="preserve">May </w:t>
+      </w:r>
+      <w:r>
+        <w:rPr>
+          <w:rFonts w:ascii="Aptos Display" w:hAnsi="Aptos Display"/>
+          <w:color w:val="000000" w:themeColor="text1"/>
+        </w:rPr>
+        <w:t>202</w:t>
+      </w:r>
+      <w:r>
+        <w:rPr>
+          <w:rFonts w:ascii="Aptos Display" w:hAnsi="Aptos Display"/>
+          <w:color w:val="000000" w:themeColor="text1"/>
+        </w:rPr>
+        <w:t>6</w:t>
+      </w:r>
+    </w:p>
+    <w:p>
+      <w:pPr>
+        <w:tabs>
+          <w:tab w:val="right" w:pos="10466"/>
+        </w:tabs>
+        <w:rPr>
+          <w:rFonts w:ascii="Aptos Display" w:hAnsi="Aptos Display"/>
+          <w:color w:val="000000" w:themeColor="text1"/>
+        </w:rPr>
+      </w:pPr>
+      <w:r>
+        <w:rPr>
+          <w:rFonts w:ascii="Aptos Display" w:hAnsi="Aptos Display"/>
+          <w:color w:val="000000" w:themeColor="text1"/>
+        </w:rPr>
+        <w:t>Introduction to Containers w/ Docker, Kubernetes &amp; OpenShift – IBM</w:t>
+      </w:r>
+      <w:r>
+        <w:rPr>
+          <w:rFonts w:ascii="Aptos Display" w:hAnsi="Aptos Display"/>
+          <w:color w:val="000000" w:themeColor="text1"/>
+        </w:rPr>
+        <w:t xml:space="preserve"> </w:t>
+      </w:r>
+      <w:r>
+        <w:rPr>
+          <w:rFonts w:ascii="Aptos Display" w:hAnsi="Aptos Display"/>
+          <w:color w:val="000000" w:themeColor="text1"/>
+        </w:rPr>
+        <w:tab/>
+      </w:r>
+      <w:r>
+        <w:rPr>
+          <w:rFonts w:ascii="Aptos Display" w:hAnsi="Aptos Display"/>
+          <w:color w:val="000000" w:themeColor="text1"/>
+        </w:rPr>
+        <w:t xml:space="preserve">Apr </w:t>
+      </w:r>
+      <w:r>
+        <w:rPr>
+          <w:rFonts w:ascii="Aptos Display" w:hAnsi="Aptos Display"/>
+          <w:color w:val="000000" w:themeColor="text1"/>
+        </w:rPr>
+        <w:t>202</w:t>
+      </w:r>
+      <w:r>
+        <w:rPr>
+          <w:rFonts w:ascii="Aptos Display" w:hAnsi="Aptos Display"/>
+          <w:color w:val="000000" w:themeColor="text1"/>
+        </w:rPr>
+        <w:t>6</w:t>
+      </w:r>
+    </w:p>
+    <w:p>
+      <w:pPr>
+        <w:tabs>
+          <w:tab w:val="right" w:pos="10466"/>
+        </w:tabs>
+        <w:rPr>
+          <w:rFonts w:ascii="Aptos Display" w:hAnsi="Aptos Display"/>
+          <w:color w:val="000000" w:themeColor="text1"/>
+        </w:rPr>
+      </w:pPr>
+      <w:r>
+        <w:rPr>
+          <w:rFonts w:ascii="Aptos Display" w:hAnsi="Aptos Display"/>
+          <w:color w:val="000000" w:themeColor="text1"/>
+        </w:rPr>
+        <w:t>Introduction to DevOps – IBM</w:t>
+      </w:r>
+      <w:r>
+        <w:rPr>
+          <w:rFonts w:ascii="Aptos Display" w:hAnsi="Aptos Display"/>
+          <w:color w:val="000000" w:themeColor="text1"/>
+        </w:rPr>
+        <w:t xml:space="preserve"> </w:t>
+      </w:r>
+      <w:r>
+        <w:rPr>
+          <w:rFonts w:ascii="Aptos Display" w:hAnsi="Aptos Display"/>
+          <w:color w:val="000000" w:themeColor="text1"/>
+        </w:rPr>
+        <w:tab/>
+      </w:r>
+      <w:r>
+        <w:rPr>
+          <w:rFonts w:ascii="Aptos Display" w:hAnsi="Aptos Display"/>
+          <w:color w:val="000000" w:themeColor="text1"/>
+        </w:rPr>
+        <w:t xml:space="preserve">Oct </w:t>
+      </w:r>
+      <w:r>
+        <w:rPr>
+          <w:rFonts w:ascii="Aptos Display" w:hAnsi="Aptos Display"/>
+          <w:color w:val="000000" w:themeColor="text1"/>
+        </w:rPr>
+        <w:t>202</w:t>
+      </w:r>
+      <w:r>
+        <w:rPr>
+          <w:rFonts w:ascii="Aptos Display" w:hAnsi="Aptos Display"/>
+          <w:color w:val="000000" w:themeColor="text1"/>
+        </w:rPr>
+        <w:t>5</w:t>
+      </w:r>
+    </w:p>
+    <w:p>
+      <w:pPr>
+        <w:pBdr>
+          <w:bottom w:val="single" w:sz="6" w:space="1" w:color="1F3864"/>
+        </w:pBdr>
+        <w:spacing w:before="140"/>
+        <w:rPr>
+          <w:rFonts w:ascii="Aptos Display" w:hAnsi="Aptos Display"/>
+          <w:color w:val="000000" w:themeColor="text1"/>
+        </w:rPr>
+      </w:pPr>
+      <w:r>
+        <w:rPr>
+          <w:rFonts w:ascii="Aptos Display" w:hAnsi="Aptos Display"/>
+          <w:b/>
+          <w:bCs/>
+          <w:color w:val="000000" w:themeColor="text1"/>
+          <w:spacing w:val="20"/>
+          <w:sz w:val="21"/>
+          <w:szCs w:val="21"/>
+        </w:rPr>
+        <w:t>LEADERSHIP &amp; ACTIVITIES</w:t>
+      </w:r>
+      <w:r>
+        <w:rPr>
+          <w:rFonts w:ascii="Aptos Display" w:hAnsi="Aptos Display"/>
+          <w:b/>
+          <w:bCs/>
+          <w:color w:val="000000" w:themeColor="text1"/>
+          <w:spacing w:val="20"/>
+          <w:sz w:val="21"/>
+          <w:szCs w:val="21"/>
+        </w:rPr>
+        <w:tab/>
+      </w:r>
+    </w:p>
+    <w:p>
+      <w:pPr>
+        <w:tabs>
+          <w:tab w:val="right" w:pos="10466"/>
+        </w:tabs>
+        <w:rPr>
+          <w:rFonts w:ascii="Aptos Display" w:hAnsi="Aptos Display"/>
+          <w:color w:val="000000" w:themeColor="text1"/>
+        </w:rPr>
+      </w:pPr>
+      <w:r>
+        <w:rPr>
+          <w:rFonts w:ascii="Aptos Display" w:hAnsi="Aptos Display"/>
+          <w:b/>
+          <w:bCs/>
+          <w:color w:val="000000" w:themeColor="text1"/>
+        </w:rPr>
+        <w:t>Nominee, Student Shura Council President – Effat University</w:t>
+      </w:r>
+      <w:r>
+        <w:rPr>
+          <w:rFonts w:ascii="Aptos Display" w:hAnsi="Aptos Display"/>
+          <w:b/>
+          <w:bCs/>
+          <w:color w:val="000000" w:themeColor="text1"/>
+        </w:rPr>
+        <w:t xml:space="preserve"> </w:t>
+      </w:r>
+      <w:r>
+        <w:rPr>
+          <w:rFonts w:ascii="Aptos Display" w:hAnsi="Aptos Display"/>
+          <w:color w:val="000000" w:themeColor="text1"/>
+        </w:rPr>
+        <w:tab/>
+      </w:r>
+      <w:r>
+        <w:rPr>
+          <w:rFonts w:ascii="Aptos Display" w:hAnsi="Aptos Display"/>
+          <w:b/>
+          <w:bCs/>
+          <w:color w:val="000000" w:themeColor="text1"/>
+        </w:rPr>
+        <w:t>2026</w:t>
       </w:r>
     </w:p>
     <w:p>
@@ -925,38 +2278,117 @@
       <w:r>
         <w:rPr>
           <w:rFonts w:ascii="Aptos Display" w:hAnsi="Aptos Display"/>
-        </w:rPr>
-        <w:t xml:space="preserve">Architected a segmented, Docker-based enterprise network of </w:t>
-      </w:r>
-      <w:r>
-        <w:rPr>
-          <w:rStyle w:val="Strong"/>
-          <w:rFonts w:ascii="Aptos Display" w:hAnsi="Aptos Display"/>
-          <w:b w:val="0"/>
-          <w:bCs w:val="0"/>
-        </w:rPr>
-        <w:t>13 containerized hosts across 3 isolated subnets</w:t>
-      </w:r>
-      <w:r>
-        <w:rPr>
-          <w:rFonts w:ascii="Aptos Display" w:hAnsi="Aptos Display"/>
-        </w:rPr>
-        <w:t xml:space="preserve"> with an </w:t>
-      </w:r>
-      <w:r>
-        <w:rPr>
-          <w:rStyle w:val="Strong"/>
-          <w:rFonts w:ascii="Aptos Display" w:hAnsi="Aptos Display"/>
-          <w:b w:val="0"/>
-          <w:bCs w:val="0"/>
-        </w:rPr>
-        <w:t>inline IDS sensor bridging the segments</w:t>
-      </w:r>
-      <w:r>
-        <w:rPr>
-          <w:rFonts w:ascii="Aptos Display" w:hAnsi="Aptos Display"/>
-        </w:rPr>
-        <w:t xml:space="preserve"> to execute and detect lateral-movement attacks end-to-end in a red/blue lab.</w:t>
+          <w:color w:val="000000" w:themeColor="text1"/>
+        </w:rPr>
+        <w:t>Nominated for Queen Effat Citizenship Award to serve as Student Shura President and student-body representative.</w:t>
+      </w:r>
+    </w:p>
+    <w:p>
+      <w:pPr>
+        <w:tabs>
+          <w:tab w:val="right" w:pos="10466"/>
+        </w:tabs>
+        <w:rPr>
+          <w:rFonts w:ascii="Aptos Display" w:hAnsi="Aptos Display"/>
+          <w:color w:val="000000" w:themeColor="text1"/>
+        </w:rPr>
+      </w:pPr>
+      <w:r>
+        <w:rPr>
+          <w:rFonts w:ascii="Aptos Display" w:hAnsi="Aptos Display"/>
+          <w:b/>
+          <w:bCs/>
+          <w:color w:val="000000" w:themeColor="text1"/>
+        </w:rPr>
+        <w:t xml:space="preserve">Vice President, </w:t>
+      </w:r>
+      <w:r>
+        <w:rPr>
+          <w:rFonts w:ascii="Aptos Display" w:hAnsi="Aptos Display"/>
+          <w:b/>
+          <w:bCs/>
+          <w:color w:val="000000" w:themeColor="text1"/>
+        </w:rPr>
+        <w:t>Cyber Security Club</w:t>
+      </w:r>
+      <w:r>
+        <w:rPr>
+          <w:rFonts w:ascii="Aptos Display" w:hAnsi="Aptos Display"/>
+          <w:b/>
+          <w:bCs/>
+          <w:color w:val="000000" w:themeColor="text1"/>
+        </w:rPr>
+        <w:t xml:space="preserve"> –</w:t>
+      </w:r>
+      <w:r>
+        <w:rPr>
+          <w:rFonts w:ascii="Aptos Display" w:hAnsi="Aptos Display"/>
+          <w:b/>
+          <w:bCs/>
+          <w:color w:val="000000" w:themeColor="text1"/>
+        </w:rPr>
+        <w:t xml:space="preserve"> </w:t>
+      </w:r>
+      <w:r>
+        <w:rPr>
+          <w:rFonts w:ascii="Aptos Display" w:hAnsi="Aptos Display"/>
+          <w:b/>
+          <w:bCs/>
+          <w:color w:val="000000" w:themeColor="text1"/>
+        </w:rPr>
+        <w:t>Effat University</w:t>
+      </w:r>
+      <w:r>
+        <w:rPr>
+          <w:rFonts w:ascii="Aptos Display" w:hAnsi="Aptos Display"/>
+          <w:b/>
+          <w:bCs/>
+          <w:color w:val="000000" w:themeColor="text1"/>
+        </w:rPr>
+        <w:t xml:space="preserve"> </w:t>
+      </w:r>
+      <w:r>
+        <w:rPr>
+          <w:rFonts w:ascii="Aptos Display" w:hAnsi="Aptos Display"/>
+          <w:color w:val="000000" w:themeColor="text1"/>
+        </w:rPr>
+        <w:tab/>
+      </w:r>
+      <w:r>
+        <w:rPr>
+          <w:rFonts w:ascii="Aptos Display" w:hAnsi="Aptos Display"/>
+          <w:b/>
+          <w:bCs/>
+          <w:color w:val="000000" w:themeColor="text1"/>
+        </w:rPr>
+        <w:t>20</w:t>
+      </w:r>
+      <w:r>
+        <w:rPr>
+          <w:rFonts w:ascii="Aptos Display" w:hAnsi="Aptos Display"/>
+          <w:b/>
+          <w:bCs/>
+          <w:color w:val="000000" w:themeColor="text1"/>
+        </w:rPr>
+        <w:t>25</w:t>
+      </w:r>
+      <w:r>
+        <w:rPr>
+          <w:rFonts w:ascii="Aptos Display" w:hAnsi="Aptos Display"/>
+          <w:b/>
+          <w:bCs/>
+          <w:color w:val="000000" w:themeColor="text1"/>
+        </w:rPr>
+        <w:t>-</w:t>
+      </w:r>
+      <w:r>
+        <w:rPr>
+          <w:rFonts w:ascii="Aptos Display" w:hAnsi="Aptos Display"/>
+          <w:b/>
+          <w:bCs/>
+          <w:color w:val="000000" w:themeColor="text1"/>
+        </w:rPr>
+        <w:t>2026</w:t>
       </w:r>
     </w:p>
     <w:p>
@@ -974,23 +2406,119 @@
       </w:pPr>
       <w:r>
         <w:rPr>
-          <w:rFonts w:ascii="Aptos Display" w:hAnsi="Aptos Display"/>
-          <w:color w:val="000000" w:themeColor="text1"/>
-        </w:rPr>
-        <w:t xml:space="preserve">Built an adversary-emulation module that </w:t>
-      </w:r>
-      <w:r>
-        <w:rPr>
-          <w:rFonts w:ascii="Aptos Display" w:hAnsi="Aptos Display"/>
-        </w:rPr>
-        <w:t xml:space="preserve">generates realistic kill chains as live lateral-movement traffic, mapped to 20 MITRE ATT&amp;CK techniques </w:t>
-      </w:r>
-      <w:r>
-        <w:rPr>
-          <w:rFonts w:ascii="Aptos Display" w:hAnsi="Aptos Display"/>
-          <w:color w:val="000000" w:themeColor="text1"/>
-        </w:rPr>
-        <w:t>to measure detection coverage.</w:t>
+          <w:rFonts w:ascii="Aptos Display" w:hAnsi="Aptos Display" w:cs="Segoe UI"/>
+          <w:shd w:val="clear" w:color="auto" w:fill="FFFFFF"/>
+        </w:rPr>
+        <w:t>Co-founded and c</w:t>
+      </w:r>
+      <w:r>
+        <w:rPr>
+          <w:rFonts w:ascii="Aptos Display" w:hAnsi="Aptos Display" w:cs="Segoe UI"/>
+          <w:shd w:val="clear" w:color="auto" w:fill="FFFFFF"/>
+        </w:rPr>
+        <w:t xml:space="preserve">o-led planning and execution for </w:t>
+      </w:r>
+      <w:r>
+        <w:rPr>
+          <w:rFonts w:ascii="Aptos Display" w:hAnsi="Aptos Display" w:cs="Segoe UI"/>
+          <w:shd w:val="clear" w:color="auto" w:fill="FFFFFF"/>
+        </w:rPr>
+        <w:t xml:space="preserve">4 </w:t>
+      </w:r>
+      <w:r>
+        <w:rPr>
+          <w:rFonts w:ascii="Aptos Display" w:hAnsi="Aptos Display" w:cs="Segoe UI"/>
+          <w:shd w:val="clear" w:color="auto" w:fill="FFFFFF"/>
+        </w:rPr>
+        <w:t xml:space="preserve">hands-on labs, competitions and security </w:t>
+      </w:r>
+      <w:r>
+        <w:rPr>
+          <w:rFonts w:ascii="Aptos Display" w:hAnsi="Aptos Display" w:cs="Segoe UI"/>
+          <w:shd w:val="clear" w:color="auto" w:fill="FFFFFF"/>
+        </w:rPr>
+        <w:t>workshops.</w:t>
+      </w:r>
+    </w:p>
+    <w:p>
+      <w:pPr>
+        <w:tabs>
+          <w:tab w:val="right" w:pos="10466"/>
+        </w:tabs>
+        <w:rPr>
+          <w:rFonts w:ascii="Aptos Display" w:hAnsi="Aptos Display"/>
+          <w:color w:val="000000" w:themeColor="text1"/>
+        </w:rPr>
+      </w:pPr>
+      <w:r>
+        <w:rPr>
+          <w:rFonts w:ascii="Aptos Display" w:hAnsi="Aptos Display"/>
+          <w:b/>
+          <w:bCs/>
+          <w:color w:val="000000" w:themeColor="text1"/>
+        </w:rPr>
+        <w:t>Vice President, Society of Petroleum Engineer</w:t>
+      </w:r>
+      <w:r>
+        <w:rPr>
+          <w:rFonts w:ascii="Aptos Display" w:hAnsi="Aptos Display"/>
+          <w:b/>
+          <w:bCs/>
+          <w:color w:val="000000" w:themeColor="text1"/>
+        </w:rPr>
+        <w:t>s</w:t>
+      </w:r>
+      <w:r>
+        <w:rPr>
+          <w:rFonts w:ascii="Aptos Display" w:hAnsi="Aptos Display"/>
+          <w:b/>
+          <w:bCs/>
+          <w:color w:val="000000" w:themeColor="text1"/>
+        </w:rPr>
+        <w:t xml:space="preserve"> (SPE) – SPE Chapter, Effat University</w:t>
+      </w:r>
+      <w:r>
+        <w:rPr>
+          <w:rFonts w:ascii="Aptos Display" w:hAnsi="Aptos Display"/>
+          <w:b/>
+          <w:bCs/>
+          <w:color w:val="000000" w:themeColor="text1"/>
+        </w:rPr>
+        <w:t xml:space="preserve"> </w:t>
+      </w:r>
+      <w:r>
+        <w:rPr>
+          <w:rFonts w:ascii="Aptos Display" w:hAnsi="Aptos Display"/>
+          <w:color w:val="000000" w:themeColor="text1"/>
+        </w:rPr>
+        <w:tab/>
+      </w:r>
+      <w:r>
+        <w:rPr>
+          <w:rFonts w:ascii="Aptos Display" w:hAnsi="Aptos Display"/>
+          <w:b/>
+          <w:bCs/>
+          <w:color w:val="000000" w:themeColor="text1"/>
+        </w:rPr>
+        <w:t>202</w:t>
+      </w:r>
+      <w:r>
+        <w:rPr>
+          <w:rFonts w:ascii="Aptos Display" w:hAnsi="Aptos Display"/>
+          <w:b/>
+          <w:bCs/>
+          <w:color w:val="000000" w:themeColor="text1"/>
+        </w:rPr>
+        <w:t>6</w:t>
+      </w:r>
+      <w:r>
+        <w:rPr>
+          <w:rFonts w:ascii="Aptos Display" w:hAnsi="Aptos Display"/>
+          <w:b/>
+          <w:bCs/>
+          <w:color w:val="000000" w:themeColor="text1"/>
+        </w:rPr>
+        <w:t>-Present</w:t>
       </w:r>
     </w:p>
     <w:p>
@@ -1008,1132 +2536,34 @@
       </w:pPr>
       <w:r>
         <w:rPr>
-          <w:rFonts w:ascii="Aptos Display" w:hAnsi="Aptos Display"/>
-        </w:rPr>
-        <w:t xml:space="preserve">Developed a GRC module that maps live detection telemetry to </w:t>
-      </w:r>
-      <w:r>
-        <w:rPr>
-          <w:rStyle w:val="Strong"/>
-          <w:rFonts w:ascii="Aptos Display" w:hAnsi="Aptos Display"/>
-          <w:b w:val="0"/>
-          <w:bCs w:val="0"/>
-        </w:rPr>
-        <w:t>NIST CSF, ISO 27001, and NCA ECC</w:t>
-      </w:r>
-      <w:r>
-        <w:rPr>
-          <w:rFonts w:ascii="Aptos Display" w:hAnsi="Aptos Display"/>
-        </w:rPr>
-        <w:t xml:space="preserve"> controls, auto-generating control-effectiveness evidence, with access governed by just-in-time and least-privilege controls.</w:t>
-      </w:r>
-    </w:p>
-    <w:p>
-      <w:pPr>
-        <w:pStyle w:val="ListParagraph"/>
-        <w:numPr>
-          <w:ilvl w:val="0"/>
-          <w:numId w:val="2"/>
-        </w:numPr>
-        <w:spacing w:after="10"/>
-        <w:rPr>
-          <w:rFonts w:ascii="Aptos Display" w:hAnsi="Aptos Display"/>
-          <w:color w:val="000000" w:themeColor="text1"/>
-        </w:rPr>
-      </w:pPr>
-      <w:r>
-        <w:rPr>
-          <w:rFonts w:ascii="Aptos Display" w:hAnsi="Aptos Display"/>
-          <w:color w:val="000000" w:themeColor="text1"/>
-        </w:rPr>
-        <w:t xml:space="preserve">Engineered a </w:t>
-      </w:r>
-      <w:r>
-        <w:rPr>
-          <w:rFonts w:ascii="Aptos Display" w:hAnsi="Aptos Display"/>
-          <w:color w:val="000000" w:themeColor="text1"/>
-        </w:rPr>
-        <w:t xml:space="preserve">custom </w:t>
-      </w:r>
-      <w:r>
-        <w:rPr>
-          <w:rFonts w:ascii="Aptos Display" w:hAnsi="Aptos Display"/>
-          <w:color w:val="000000" w:themeColor="text1"/>
-        </w:rPr>
-        <w:t>real-time IDS pipeline</w:t>
-      </w:r>
-      <w:r>
-        <w:rPr>
-          <w:rFonts w:ascii="Aptos Display" w:hAnsi="Aptos Display"/>
-          <w:color w:val="000000" w:themeColor="text1"/>
-        </w:rPr>
-        <w:t xml:space="preserve"> </w:t>
-      </w:r>
-      <w:r>
-        <w:rPr>
-          <w:rFonts w:ascii="Aptos Display" w:hAnsi="Aptos Display"/>
-          <w:color w:val="000000" w:themeColor="text1"/>
-        </w:rPr>
-        <w:t>combining</w:t>
-      </w:r>
-      <w:r>
-        <w:rPr>
-          <w:rFonts w:ascii="Aptos Display" w:hAnsi="Aptos Display"/>
-          <w:color w:val="000000" w:themeColor="text1"/>
-        </w:rPr>
-        <w:t xml:space="preserve"> </w:t>
-      </w:r>
-      <w:r>
-        <w:rPr>
-          <w:rFonts w:ascii="Aptos Display" w:hAnsi="Aptos Display"/>
-          <w:color w:val="000000" w:themeColor="text1"/>
-        </w:rPr>
-        <w:t xml:space="preserve">behavioral analysis and </w:t>
-      </w:r>
-      <w:r>
-        <w:rPr>
-          <w:rFonts w:ascii="Aptos Display" w:hAnsi="Aptos Display"/>
-          <w:color w:val="000000" w:themeColor="text1"/>
-        </w:rPr>
-        <w:t>signature</w:t>
-      </w:r>
-      <w:r>
-        <w:rPr>
-          <w:rFonts w:ascii="Aptos Display" w:hAnsi="Aptos Display"/>
-          <w:color w:val="000000" w:themeColor="text1"/>
-        </w:rPr>
-        <w:t xml:space="preserve">-based </w:t>
-      </w:r>
-      <w:r>
-        <w:rPr>
-          <w:rFonts w:ascii="Aptos Display" w:hAnsi="Aptos Display"/>
-          <w:color w:val="000000" w:themeColor="text1"/>
-        </w:rPr>
-        <w:t>rules</w:t>
-      </w:r>
-      <w:r>
-        <w:rPr>
-          <w:rFonts w:ascii="Aptos Display" w:hAnsi="Aptos Display"/>
-          <w:color w:val="000000" w:themeColor="text1"/>
-        </w:rPr>
-        <w:t xml:space="preserve">, feeding the </w:t>
-      </w:r>
-      <w:r>
-        <w:rPr>
-          <w:rFonts w:ascii="Aptos Display" w:hAnsi="Aptos Display"/>
-          <w:color w:val="000000" w:themeColor="text1"/>
-        </w:rPr>
-        <w:t>SOC triage dashboard with role-based access, alert assignment, and MTTR tracking</w:t>
-      </w:r>
-      <w:r>
-        <w:rPr>
-          <w:rFonts w:ascii="Aptos Display" w:hAnsi="Aptos Display"/>
-          <w:color w:val="000000" w:themeColor="text1"/>
-        </w:rPr>
-        <w:t xml:space="preserve"> computed from live alerts</w:t>
-      </w:r>
-      <w:r>
-        <w:rPr>
-          <w:rFonts w:ascii="Aptos Display" w:hAnsi="Aptos Display"/>
-          <w:color w:val="000000" w:themeColor="text1"/>
-        </w:rPr>
-        <w:t>.</w:t>
-      </w:r>
-    </w:p>
-    <w:p>
-      <w:pPr>
-        <w:tabs>
-          <w:tab w:val="right" w:pos="10466"/>
-        </w:tabs>
-        <w:spacing w:before="60"/>
-        <w:rPr>
-          <w:rFonts w:ascii="Aptos Display" w:hAnsi="Aptos Display"/>
-          <w:color w:val="000000" w:themeColor="text1"/>
-        </w:rPr>
-      </w:pPr>
-      <w:r>
-        <w:rPr>
-          <w:rFonts w:ascii="Aptos Display" w:hAnsi="Aptos Display"/>
-          <w:b/>
-          <w:bCs/>
-          <w:color w:val="000000" w:themeColor="text1"/>
-        </w:rPr>
-        <w:t>Compliance-as-Code Policy Enforcement Pipeline</w:t>
-      </w:r>
-      <w:r>
-        <w:rPr>
-          <w:rFonts w:ascii="Aptos Display" w:hAnsi="Aptos Display"/>
-          <w:b/>
-          <w:bCs/>
-          <w:color w:val="000000" w:themeColor="text1"/>
-        </w:rPr>
-        <w:t xml:space="preserve"> </w:t>
-      </w:r>
-      <w:r>
-        <w:rPr>
-          <w:rFonts w:ascii="Aptos Display" w:hAnsi="Aptos Display"/>
-          <w:color w:val="000000" w:themeColor="text1"/>
-        </w:rPr>
-        <w:tab/>
-      </w:r>
-      <w:r>
-        <w:rPr>
-          <w:rFonts w:ascii="Aptos Display" w:hAnsi="Aptos Display"/>
-          <w:b/>
-          <w:bCs/>
-          <w:color w:val="000000" w:themeColor="text1"/>
-        </w:rPr>
-        <w:t>Sept</w:t>
-      </w:r>
-      <w:r>
-        <w:rPr>
-          <w:rFonts w:ascii="Aptos Display" w:hAnsi="Aptos Display"/>
-          <w:b/>
-          <w:bCs/>
-          <w:color w:val="000000" w:themeColor="text1"/>
-        </w:rPr>
-        <w:t xml:space="preserve"> 2026</w:t>
-      </w:r>
-    </w:p>
-    <w:p>
-      <w:pPr>
-        <w:spacing w:after="20"/>
-        <w:rPr>
-          <w:rFonts w:ascii="Aptos Display" w:hAnsi="Aptos Display"/>
-          <w:color w:val="000000" w:themeColor="text1"/>
-        </w:rPr>
-      </w:pPr>
-      <w:r>
-        <w:rPr>
-          <w:rFonts w:ascii="Aptos Display" w:hAnsi="Aptos Display"/>
-          <w:i/>
-          <w:iCs/>
-          <w:color w:val="000000" w:themeColor="text1"/>
-        </w:rPr>
-        <w:t>GitHub Actions, Terraform, OPA/Rego, Conftest, Python, AWS  |  github.com/zainabthaa</w:t>
-      </w:r>
-      <w:r>
-        <w:rPr>
-          <w:rFonts w:ascii="Aptos Display" w:hAnsi="Aptos Display"/>
-          <w:i/>
-          <w:iCs/>
-          <w:color w:val="000000" w:themeColor="text1"/>
-        </w:rPr>
-        <w:t>/compliance-as-code-pipeline</w:t>
-      </w:r>
-    </w:p>
-    <w:p>
-      <w:pPr>
-        <w:pStyle w:val="ListParagraph"/>
-        <w:numPr>
-          <w:ilvl w:val="0"/>
-          <w:numId w:val="2"/>
-        </w:numPr>
-        <w:spacing w:after="10"/>
-        <w:rPr>
-          <w:rFonts w:ascii="Aptos Display" w:hAnsi="Aptos Display"/>
-          <w:color w:val="000000" w:themeColor="text1"/>
-        </w:rPr>
-      </w:pPr>
-      <w:r>
-        <w:rPr>
-          <w:rFonts w:ascii="Aptos Display" w:hAnsi="Aptos Display"/>
-          <w:color w:val="000000" w:themeColor="text1"/>
-        </w:rPr>
-        <w:t>Designed a CI/CD pipeline in GitHub Actions that checks Terraform plans against security controls with OPA/Rego and Conftest, automatically blocking non-compliant pull requests through branch protection.</w:t>
-      </w:r>
-    </w:p>
-    <w:p>
-      <w:pPr>
-        <w:pStyle w:val="ListParagraph"/>
-        <w:numPr>
-          <w:ilvl w:val="0"/>
-          <w:numId w:val="2"/>
-        </w:numPr>
-        <w:spacing w:after="10"/>
-        <w:rPr>
-          <w:rFonts w:ascii="Aptos Display" w:hAnsi="Aptos Display"/>
-          <w:color w:val="000000" w:themeColor="text1"/>
-        </w:rPr>
-      </w:pPr>
-      <w:r>
-        <w:rPr>
-          <w:rFonts w:ascii="Aptos Display" w:hAnsi="Aptos Display"/>
-        </w:rPr>
-        <w:t>Codified 7 CIS AWS Foundations Benchmark controls and 3 custom checks into 6 Rego policy modules</w:t>
-      </w:r>
-      <w:r>
-        <w:rPr>
-          <w:rFonts w:ascii="Aptos Display" w:hAnsi="Aptos Display"/>
-          <w:color w:val="000000" w:themeColor="text1"/>
-        </w:rPr>
-        <w:t xml:space="preserve"> covering S3, RDS, security groups, IAM, EBS, and hardcoded secrets.</w:t>
-      </w:r>
-    </w:p>
-    <w:p>
-      <w:pPr>
-        <w:pStyle w:val="ListParagraph"/>
-        <w:numPr>
-          <w:ilvl w:val="0"/>
-          <w:numId w:val="2"/>
-        </w:numPr>
-        <w:spacing w:after="10"/>
-        <w:rPr>
-          <w:rFonts w:ascii="Aptos Display" w:hAnsi="Aptos Display"/>
-          <w:color w:val="000000" w:themeColor="text1"/>
-        </w:rPr>
-      </w:pPr>
-      <w:r>
-        <w:rPr>
-          <w:rFonts w:ascii="Aptos Display" w:hAnsi="Aptos Display"/>
-          <w:color w:val="000000" w:themeColor="text1"/>
-        </w:rPr>
-        <w:t>Built a Python reporting layer that generates a Markdown report and an interactive HTML dashboard on every run, listing each failing resource, the reason, and the fix.</w:t>
-      </w:r>
-    </w:p>
-    <w:p>
-      <w:pPr>
-        <w:pBdr>
-          <w:bottom w:val="single" w:sz="6" w:space="1" w:color="1F3864"/>
-        </w:pBdr>
-        <w:spacing w:before="140" w:after="50"/>
-        <w:rPr>
-          <w:rFonts w:ascii="Aptos Display" w:hAnsi="Aptos Display"/>
-          <w:color w:val="000000" w:themeColor="text1"/>
-        </w:rPr>
-      </w:pPr>
-      <w:r>
-        <w:rPr>
-          <w:rFonts w:ascii="Aptos Display" w:hAnsi="Aptos Display"/>
-          <w:b/>
-          <w:bCs/>
-          <w:color w:val="000000" w:themeColor="text1"/>
-          <w:spacing w:val="20"/>
-          <w:sz w:val="21"/>
-          <w:szCs w:val="21"/>
-        </w:rPr>
-        <w:t>TECHNICAL SKILLS</w:t>
-      </w:r>
-      <w:r>
-        <w:rPr>
-          <w:rFonts w:ascii="Aptos Display" w:hAnsi="Aptos Display"/>
-          <w:b/>
-          <w:bCs/>
-          <w:color w:val="000000" w:themeColor="text1"/>
-          <w:spacing w:val="20"/>
-          <w:sz w:val="21"/>
-          <w:szCs w:val="21"/>
-        </w:rPr>
-        <w:tab/>
-      </w:r>
-    </w:p>
-    <w:p>
-      <w:pPr>
-        <w:spacing w:after="20"/>
-        <w:rPr>
-          <w:rFonts w:ascii="Aptos Display" w:hAnsi="Aptos Display"/>
-          <w:color w:val="000000" w:themeColor="text1"/>
-        </w:rPr>
-      </w:pPr>
-      <w:r>
-        <w:rPr>
-          <w:rFonts w:ascii="Aptos Display" w:hAnsi="Aptos Display"/>
-          <w:b/>
-          <w:bCs/>
-          <w:color w:val="000000" w:themeColor="text1"/>
-        </w:rPr>
-        <w:t xml:space="preserve">Security Operations: </w:t>
-      </w:r>
-      <w:r>
-        <w:rPr>
-          <w:rFonts w:ascii="Aptos Display" w:hAnsi="Aptos Display"/>
-          <w:color w:val="000000" w:themeColor="text1"/>
-        </w:rPr>
-        <w:t>SOC monitoring, incident response, intrusion detection, adversary emulation, vulnerability assessment</w:t>
-      </w:r>
-    </w:p>
-    <w:p>
-      <w:pPr>
-        <w:spacing w:after="20"/>
-        <w:rPr>
-          <w:rFonts w:ascii="Aptos Display" w:hAnsi="Aptos Display"/>
-          <w:color w:val="000000" w:themeColor="text1"/>
-        </w:rPr>
-      </w:pPr>
-      <w:r>
-        <w:rPr>
-          <w:rFonts w:ascii="Aptos Display" w:hAnsi="Aptos Display"/>
-          <w:b/>
-          <w:bCs/>
-          <w:color w:val="000000" w:themeColor="text1"/>
-        </w:rPr>
-        <w:t xml:space="preserve">GRC &amp; Frameworks: </w:t>
-      </w:r>
-      <w:r>
-        <w:rPr>
-          <w:rFonts w:ascii="Aptos Display" w:hAnsi="Aptos Display"/>
-          <w:color w:val="000000" w:themeColor="text1"/>
-        </w:rPr>
-        <w:t>MITRE ATT&amp;CK, NIST CSF, ISO 27001, NCA ECC</w:t>
-      </w:r>
-      <w:r>
-        <w:rPr>
-          <w:rFonts w:ascii="Aptos Display" w:hAnsi="Aptos Display"/>
-          <w:color w:val="000000" w:themeColor="text1"/>
-        </w:rPr>
-        <w:t>, PDPL</w:t>
-      </w:r>
-      <w:r>
-        <w:rPr>
-          <w:rFonts w:ascii="Aptos Display" w:hAnsi="Aptos Display"/>
-          <w:color w:val="000000" w:themeColor="text1"/>
-        </w:rPr>
-        <w:t>, CIS Benchmarks, security policies, risk and control assessment</w:t>
-      </w:r>
-    </w:p>
-    <w:p>
-      <w:pPr>
-        <w:spacing w:after="20"/>
-        <w:rPr>
-          <w:rFonts w:ascii="Aptos Display" w:hAnsi="Aptos Display"/>
-          <w:color w:val="000000" w:themeColor="text1"/>
-        </w:rPr>
-      </w:pPr>
-      <w:r>
-        <w:rPr>
-          <w:rFonts w:ascii="Aptos Display" w:hAnsi="Aptos Display"/>
-          <w:b/>
-          <w:bCs/>
-          <w:color w:val="000000" w:themeColor="text1"/>
-        </w:rPr>
-        <w:t xml:space="preserve">Cloud &amp; DevSecOps: </w:t>
-      </w:r>
-      <w:r>
-        <w:rPr>
-          <w:rFonts w:ascii="Aptos Display" w:hAnsi="Aptos Display"/>
-          <w:color w:val="000000" w:themeColor="text1"/>
-        </w:rPr>
-        <w:t>AWS, Terraform, Docker, GitHub Actions, OPA/Rego, Conftest, CI/CD security</w:t>
-      </w:r>
-    </w:p>
-    <w:p>
-      <w:pPr>
-        <w:spacing w:after="20"/>
-        <w:rPr>
-          <w:rFonts w:ascii="Aptos Display" w:hAnsi="Aptos Display"/>
-          <w:color w:val="000000" w:themeColor="text1"/>
-        </w:rPr>
-      </w:pPr>
-      <w:r>
-        <w:rPr>
-          <w:rFonts w:ascii="Aptos Display" w:hAnsi="Aptos Display"/>
-          <w:b/>
-          <w:bCs/>
-          <w:color w:val="000000" w:themeColor="text1"/>
-        </w:rPr>
-        <w:t xml:space="preserve">Networking &amp; Systems: </w:t>
-      </w:r>
-      <w:r>
-        <w:rPr>
-          <w:rFonts w:ascii="Aptos Display" w:hAnsi="Aptos Display"/>
-          <w:color w:val="000000" w:themeColor="text1"/>
-        </w:rPr>
-        <w:t>TCP/IP, network segmentation, Linux, Kali Linux, Wireshark</w:t>
-      </w:r>
-    </w:p>
-    <w:p>
-      <w:pPr>
-        <w:spacing w:after="20"/>
-        <w:rPr>
-          <w:rFonts w:ascii="Aptos Display" w:hAnsi="Aptos Display"/>
-          <w:color w:val="000000" w:themeColor="text1"/>
-        </w:rPr>
-      </w:pPr>
-      <w:r>
-        <w:rPr>
-          <w:rFonts w:ascii="Aptos Display" w:hAnsi="Aptos Display"/>
-          <w:b/>
-          <w:bCs/>
-          <w:color w:val="000000" w:themeColor="text1"/>
-        </w:rPr>
-        <w:t>Programming</w:t>
-      </w:r>
-      <w:r>
-        <w:rPr>
-          <w:rFonts w:ascii="Aptos Display" w:hAnsi="Aptos Display"/>
-          <w:b/>
-          <w:bCs/>
-          <w:color w:val="000000" w:themeColor="text1"/>
-        </w:rPr>
-        <w:t xml:space="preserve"> and </w:t>
-      </w:r>
-      <w:r>
-        <w:rPr>
-          <w:rFonts w:ascii="Aptos Display" w:hAnsi="Aptos Display"/>
-          <w:b/>
-          <w:bCs/>
-          <w:color w:val="000000" w:themeColor="text1"/>
-        </w:rPr>
-        <w:t>Languages</w:t>
-      </w:r>
-      <w:r>
-        <w:rPr>
-          <w:rFonts w:ascii="Aptos Display" w:hAnsi="Aptos Display"/>
-          <w:b/>
-          <w:bCs/>
-          <w:color w:val="000000" w:themeColor="text1"/>
-        </w:rPr>
-        <w:t xml:space="preserve">: </w:t>
-      </w:r>
-      <w:r>
-        <w:rPr>
-          <w:rFonts w:ascii="Aptos Display" w:hAnsi="Aptos Display"/>
-          <w:color w:val="000000" w:themeColor="text1"/>
-        </w:rPr>
-        <w:t>Python, JavaScript, Java, C++, PHP, SQL (MySQL), HTML</w:t>
-      </w:r>
-      <w:r>
-        <w:rPr>
-          <w:rFonts w:ascii="Aptos Display" w:hAnsi="Aptos Display"/>
-          <w:color w:val="000000" w:themeColor="text1"/>
-        </w:rPr>
-        <w:t>, Bash</w:t>
-      </w:r>
-    </w:p>
-    <w:p>
-      <w:pPr>
-        <w:pBdr>
-          <w:bottom w:val="single" w:sz="6" w:space="1" w:color="1F3864"/>
-        </w:pBdr>
-        <w:spacing w:before="140" w:after="50"/>
-        <w:rPr>
-          <w:rFonts w:ascii="Aptos Display" w:hAnsi="Aptos Display"/>
-          <w:color w:val="000000" w:themeColor="text1"/>
-        </w:rPr>
-      </w:pPr>
-      <w:r>
-        <w:rPr>
-          <w:rFonts w:ascii="Aptos Display" w:hAnsi="Aptos Display"/>
-          <w:b/>
-          <w:bCs/>
-          <w:color w:val="000000" w:themeColor="text1"/>
-          <w:spacing w:val="20"/>
-          <w:sz w:val="21"/>
-          <w:szCs w:val="21"/>
-        </w:rPr>
-        <w:t>CERTIFICATIONS</w:t>
-      </w:r>
-      <w:r>
-        <w:rPr>
-          <w:rFonts w:ascii="Aptos Display" w:hAnsi="Aptos Display"/>
-          <w:b/>
-          <w:bCs/>
-          <w:color w:val="000000" w:themeColor="text1"/>
-          <w:spacing w:val="20"/>
-          <w:sz w:val="21"/>
-          <w:szCs w:val="21"/>
-        </w:rPr>
-        <w:tab/>
-      </w:r>
-    </w:p>
-    <w:p>
-      <w:pPr>
-        <w:tabs>
-          <w:tab w:val="right" w:pos="10466"/>
-        </w:tabs>
-        <w:spacing w:before="60"/>
-        <w:rPr>
-          <w:rFonts w:ascii="Aptos Display" w:hAnsi="Aptos Display"/>
-          <w:color w:val="000000" w:themeColor="text1"/>
-        </w:rPr>
-      </w:pPr>
-      <w:r>
-        <w:rPr>
-          <w:rFonts w:ascii="Aptos Display" w:hAnsi="Aptos Display"/>
-          <w:color w:val="000000" w:themeColor="text1"/>
-        </w:rPr>
-        <w:t>Security Operations Center (SOC) Fundamentals – Cisco</w:t>
-      </w:r>
-      <w:r>
-        <w:rPr>
-          <w:rFonts w:ascii="Aptos Display" w:hAnsi="Aptos Display"/>
-          <w:color w:val="000000" w:themeColor="text1"/>
-        </w:rPr>
-        <w:t xml:space="preserve"> </w:t>
-      </w:r>
-      <w:r>
-        <w:rPr>
-          <w:rFonts w:ascii="Aptos Display" w:hAnsi="Aptos Display"/>
-          <w:color w:val="000000" w:themeColor="text1"/>
-        </w:rPr>
-        <w:tab/>
-      </w:r>
-      <w:r>
-        <w:rPr>
-          <w:rFonts w:ascii="Aptos Display" w:hAnsi="Aptos Display"/>
-          <w:color w:val="000000" w:themeColor="text1"/>
-        </w:rPr>
-        <w:t>202</w:t>
-      </w:r>
-      <w:r>
-        <w:rPr>
-          <w:rFonts w:ascii="Aptos Display" w:hAnsi="Aptos Display"/>
-          <w:color w:val="000000" w:themeColor="text1"/>
-        </w:rPr>
-        <w:t>6</w:t>
-      </w:r>
-    </w:p>
-    <w:p>
-      <w:pPr>
-        <w:tabs>
-          <w:tab w:val="right" w:pos="10466"/>
-        </w:tabs>
-        <w:spacing w:before="60"/>
-        <w:rPr>
-          <w:rFonts w:ascii="Aptos Display" w:hAnsi="Aptos Display"/>
-          <w:color w:val="000000" w:themeColor="text1"/>
-        </w:rPr>
-      </w:pPr>
-      <w:r>
-        <w:rPr>
-          <w:rFonts w:ascii="Aptos Display" w:hAnsi="Aptos Display"/>
-          <w:color w:val="000000" w:themeColor="text1"/>
-        </w:rPr>
-        <w:t>Introduction to Containers w/ Docker, Kubernetes &amp; OpenShift – IBM</w:t>
-      </w:r>
-      <w:r>
-        <w:rPr>
-          <w:rFonts w:ascii="Aptos Display" w:hAnsi="Aptos Display"/>
-          <w:color w:val="000000" w:themeColor="text1"/>
-        </w:rPr>
-        <w:t xml:space="preserve"> </w:t>
-      </w:r>
-      <w:r>
-        <w:rPr>
-          <w:rFonts w:ascii="Aptos Display" w:hAnsi="Aptos Display"/>
-          <w:color w:val="000000" w:themeColor="text1"/>
-        </w:rPr>
-        <w:tab/>
-      </w:r>
-      <w:r>
-        <w:rPr>
-          <w:rFonts w:ascii="Aptos Display" w:hAnsi="Aptos Display"/>
-          <w:color w:val="000000" w:themeColor="text1"/>
-        </w:rPr>
-        <w:t>202</w:t>
-      </w:r>
-      <w:r>
-        <w:rPr>
-          <w:rFonts w:ascii="Aptos Display" w:hAnsi="Aptos Display"/>
-          <w:color w:val="000000" w:themeColor="text1"/>
-        </w:rPr>
-        <w:t>6</w:t>
-      </w:r>
-    </w:p>
-    <w:p>
-      <w:pPr>
-        <w:tabs>
-          <w:tab w:val="right" w:pos="10466"/>
-        </w:tabs>
-        <w:spacing w:before="60"/>
-        <w:rPr>
-          <w:rFonts w:ascii="Aptos Display" w:hAnsi="Aptos Display"/>
-          <w:color w:val="000000" w:themeColor="text1"/>
-        </w:rPr>
-      </w:pPr>
-      <w:r>
-        <w:rPr>
-          <w:rFonts w:ascii="Aptos Display" w:hAnsi="Aptos Display"/>
-          <w:color w:val="000000" w:themeColor="text1"/>
-        </w:rPr>
-        <w:t>Introduction to DevOps – IBM</w:t>
-      </w:r>
-      <w:r>
-        <w:rPr>
-          <w:rFonts w:ascii="Aptos Display" w:hAnsi="Aptos Display"/>
-          <w:color w:val="000000" w:themeColor="text1"/>
-        </w:rPr>
-        <w:t xml:space="preserve"> </w:t>
-      </w:r>
-      <w:r>
-        <w:rPr>
-          <w:rFonts w:ascii="Aptos Display" w:hAnsi="Aptos Display"/>
-          <w:color w:val="000000" w:themeColor="text1"/>
-        </w:rPr>
-        <w:tab/>
-      </w:r>
-      <w:r>
-        <w:rPr>
-          <w:rFonts w:ascii="Aptos Display" w:hAnsi="Aptos Display"/>
-          <w:color w:val="000000" w:themeColor="text1"/>
-        </w:rPr>
-        <w:t>202</w:t>
-      </w:r>
-      <w:r>
-        <w:rPr>
-          <w:rFonts w:ascii="Aptos Display" w:hAnsi="Aptos Display"/>
-          <w:color w:val="000000" w:themeColor="text1"/>
-        </w:rPr>
-        <w:t>5</w:t>
-      </w:r>
-    </w:p>
-    <w:p>
-      <w:pPr>
-        <w:tabs>
-          <w:tab w:val="right" w:pos="10466"/>
-        </w:tabs>
-        <w:spacing w:before="60"/>
-        <w:rPr>
-          <w:rFonts w:ascii="Aptos Display" w:hAnsi="Aptos Display"/>
-          <w:color w:val="000000" w:themeColor="text1"/>
-        </w:rPr>
-      </w:pPr>
-      <w:r>
-        <w:rPr>
-          <w:rFonts w:ascii="Aptos Display" w:hAnsi="Aptos Display"/>
-          <w:color w:val="000000" w:themeColor="text1"/>
-        </w:rPr>
-        <w:t>CompTIA Security+ – In Progress</w:t>
-      </w:r>
-      <w:r>
-        <w:rPr>
-          <w:rFonts w:ascii="Aptos Display" w:hAnsi="Aptos Display"/>
-          <w:color w:val="000000" w:themeColor="text1"/>
-        </w:rPr>
-        <w:t xml:space="preserve"> </w:t>
-      </w:r>
-      <w:r>
-        <w:rPr>
-          <w:rFonts w:ascii="Aptos Display" w:hAnsi="Aptos Display"/>
-          <w:color w:val="000000" w:themeColor="text1"/>
-        </w:rPr>
-        <w:tab/>
-      </w:r>
-      <w:r>
-        <w:rPr>
-          <w:rFonts w:ascii="Aptos Display" w:hAnsi="Aptos Display"/>
-          <w:color w:val="000000" w:themeColor="text1"/>
-        </w:rPr>
-        <w:t>Expected Jan 2027</w:t>
-      </w:r>
-    </w:p>
-    <w:p>
-      <w:pPr>
-        <w:pBdr>
-          <w:bottom w:val="single" w:sz="6" w:space="1" w:color="1F3864"/>
-        </w:pBdr>
-        <w:spacing w:before="140" w:after="50"/>
-        <w:rPr>
-          <w:rFonts w:ascii="Aptos Display" w:hAnsi="Aptos Display"/>
-          <w:color w:val="000000" w:themeColor="text1"/>
-        </w:rPr>
-      </w:pPr>
-      <w:r>
-        <w:rPr>
-          <w:rFonts w:ascii="Aptos Display" w:hAnsi="Aptos Display"/>
-          <w:b/>
-          <w:bCs/>
-          <w:color w:val="000000" w:themeColor="text1"/>
-          <w:spacing w:val="20"/>
-          <w:sz w:val="21"/>
-          <w:szCs w:val="21"/>
-        </w:rPr>
-        <w:t>LEADERSHIP &amp; ACTIVITIES</w:t>
-      </w:r>
-      <w:r>
-        <w:rPr>
-          <w:rFonts w:ascii="Aptos Display" w:hAnsi="Aptos Display"/>
-          <w:b/>
-          <w:bCs/>
-          <w:color w:val="000000" w:themeColor="text1"/>
-          <w:spacing w:val="20"/>
-          <w:sz w:val="21"/>
-          <w:szCs w:val="21"/>
-        </w:rPr>
-        <w:tab/>
-      </w:r>
-    </w:p>
-    <w:p>
-      <w:pPr>
-        <w:tabs>
-          <w:tab w:val="right" w:pos="10466"/>
-        </w:tabs>
-        <w:spacing w:before="60"/>
-        <w:rPr>
-          <w:rFonts w:ascii="Aptos Display" w:hAnsi="Aptos Display"/>
-          <w:color w:val="000000" w:themeColor="text1"/>
-        </w:rPr>
-      </w:pPr>
-      <w:r>
-        <w:rPr>
-          <w:rFonts w:ascii="Aptos Display" w:hAnsi="Aptos Display"/>
-          <w:b/>
-          <w:bCs/>
-          <w:color w:val="000000" w:themeColor="text1"/>
-        </w:rPr>
-        <w:t>Nominee, Student Shura Council President – Effat University</w:t>
-      </w:r>
-      <w:r>
-        <w:rPr>
-          <w:rFonts w:ascii="Aptos Display" w:hAnsi="Aptos Display"/>
-          <w:b/>
-          <w:bCs/>
-          <w:color w:val="000000" w:themeColor="text1"/>
-        </w:rPr>
-        <w:t xml:space="preserve"> </w:t>
-      </w:r>
-      <w:r>
-        <w:rPr>
-          <w:rFonts w:ascii="Aptos Display" w:hAnsi="Aptos Display"/>
-          <w:color w:val="000000" w:themeColor="text1"/>
-        </w:rPr>
-        <w:tab/>
-      </w:r>
-      <w:r>
-        <w:rPr>
-          <w:rFonts w:ascii="Aptos Display" w:hAnsi="Aptos Display"/>
-          <w:b/>
-          <w:bCs/>
-          <w:color w:val="000000" w:themeColor="text1"/>
-        </w:rPr>
-        <w:t>202</w:t>
-      </w:r>
-      <w:r>
-        <w:rPr>
-          <w:rFonts w:ascii="Aptos Display" w:hAnsi="Aptos Display"/>
-          <w:b/>
-          <w:bCs/>
-          <w:color w:val="000000" w:themeColor="text1"/>
-        </w:rPr>
-        <w:t>5</w:t>
-      </w:r>
-      <w:r>
-        <w:rPr>
-          <w:rFonts w:ascii="Aptos Display" w:hAnsi="Aptos Display"/>
-          <w:b/>
-          <w:bCs/>
-          <w:color w:val="000000" w:themeColor="text1"/>
-        </w:rPr>
-        <w:t>-</w:t>
-      </w:r>
-      <w:r>
-        <w:rPr>
-          <w:rFonts w:ascii="Aptos Display" w:hAnsi="Aptos Display"/>
-          <w:b/>
-          <w:bCs/>
-          <w:color w:val="000000" w:themeColor="text1"/>
-        </w:rPr>
-        <w:t>202</w:t>
-      </w:r>
-      <w:r>
-        <w:rPr>
-          <w:rFonts w:ascii="Aptos Display" w:hAnsi="Aptos Display"/>
-          <w:b/>
-          <w:bCs/>
-          <w:color w:val="000000" w:themeColor="text1"/>
-        </w:rPr>
-        <w:t>6</w:t>
-      </w:r>
-    </w:p>
-    <w:p>
-      <w:pPr>
-        <w:pStyle w:val="ListParagraph"/>
-        <w:numPr>
-          <w:ilvl w:val="0"/>
-          <w:numId w:val="2"/>
-        </w:numPr>
-        <w:spacing w:after="10"/>
-        <w:rPr>
-          <w:rFonts w:ascii="Aptos Display" w:hAnsi="Aptos Display"/>
-          <w:color w:val="000000" w:themeColor="text1"/>
-        </w:rPr>
-      </w:pPr>
-      <w:r>
-        <w:rPr>
-          <w:rFonts w:ascii="Aptos Display" w:hAnsi="Aptos Display"/>
-          <w:color w:val="000000" w:themeColor="text1"/>
-        </w:rPr>
-        <w:t xml:space="preserve">Nominated </w:t>
-      </w:r>
-      <w:r>
-        <w:rPr>
-          <w:rFonts w:ascii="Aptos Display" w:hAnsi="Aptos Display"/>
-          <w:color w:val="000000" w:themeColor="text1"/>
-        </w:rPr>
-        <w:t>for</w:t>
-      </w:r>
-      <w:r>
-        <w:rPr>
-          <w:rFonts w:ascii="Aptos Display" w:hAnsi="Aptos Display"/>
-          <w:color w:val="000000" w:themeColor="text1"/>
-        </w:rPr>
-        <w:t xml:space="preserve"> </w:t>
-      </w:r>
-      <w:r>
-        <w:rPr>
-          <w:rFonts w:ascii="Aptos Display" w:hAnsi="Aptos Display"/>
-          <w:color w:val="000000" w:themeColor="text1"/>
-        </w:rPr>
-        <w:t xml:space="preserve">Queen Effat Citizenship Award </w:t>
-      </w:r>
-      <w:r>
-        <w:rPr>
-          <w:rFonts w:ascii="Aptos Display" w:hAnsi="Aptos Display"/>
-          <w:color w:val="000000" w:themeColor="text1"/>
-        </w:rPr>
-        <w:t>to serve as Student Shura President and student-body representative.</w:t>
-      </w:r>
-    </w:p>
-    <w:p>
-      <w:pPr>
-        <w:tabs>
-          <w:tab w:val="right" w:pos="10466"/>
-        </w:tabs>
-        <w:spacing w:before="60"/>
-        <w:rPr>
-          <w:rFonts w:ascii="Aptos Display" w:hAnsi="Aptos Display"/>
-          <w:color w:val="000000" w:themeColor="text1"/>
-        </w:rPr>
-      </w:pPr>
-      <w:r>
-        <w:rPr>
-          <w:rFonts w:ascii="Aptos Display" w:hAnsi="Aptos Display"/>
-          <w:b/>
-          <w:bCs/>
-          <w:color w:val="000000" w:themeColor="text1"/>
-        </w:rPr>
-        <w:t xml:space="preserve">Vice President, </w:t>
-      </w:r>
-      <w:r>
-        <w:rPr>
-          <w:rFonts w:ascii="Aptos Display" w:hAnsi="Aptos Display"/>
-          <w:b/>
-          <w:bCs/>
-          <w:color w:val="000000" w:themeColor="text1"/>
-        </w:rPr>
-        <w:t>Cyber Security Club</w:t>
-      </w:r>
-      <w:r>
-        <w:rPr>
-          <w:rFonts w:ascii="Aptos Display" w:hAnsi="Aptos Display"/>
-          <w:b/>
-          <w:bCs/>
-          <w:color w:val="000000" w:themeColor="text1"/>
-        </w:rPr>
-        <w:t xml:space="preserve"> –</w:t>
-      </w:r>
-      <w:r>
-        <w:rPr>
-          <w:rFonts w:ascii="Aptos Display" w:hAnsi="Aptos Display"/>
-          <w:b/>
-          <w:bCs/>
-          <w:color w:val="000000" w:themeColor="text1"/>
-        </w:rPr>
-        <w:t xml:space="preserve"> </w:t>
-      </w:r>
-      <w:r>
-        <w:rPr>
-          <w:rFonts w:ascii="Aptos Display" w:hAnsi="Aptos Display"/>
-          <w:b/>
-          <w:bCs/>
-          <w:color w:val="000000" w:themeColor="text1"/>
-        </w:rPr>
-        <w:t>Effat University</w:t>
-      </w:r>
-      <w:r>
-        <w:rPr>
-          <w:rFonts w:ascii="Aptos Display" w:hAnsi="Aptos Display"/>
-          <w:b/>
-          <w:bCs/>
-          <w:color w:val="000000" w:themeColor="text1"/>
-        </w:rPr>
-        <w:t xml:space="preserve"> </w:t>
-      </w:r>
-      <w:r>
-        <w:rPr>
-          <w:rFonts w:ascii="Aptos Display" w:hAnsi="Aptos Display"/>
-          <w:color w:val="000000" w:themeColor="text1"/>
-        </w:rPr>
-        <w:tab/>
-      </w:r>
-      <w:r>
-        <w:rPr>
-          <w:rFonts w:ascii="Aptos Display" w:hAnsi="Aptos Display"/>
-          <w:b/>
-          <w:bCs/>
-          <w:color w:val="000000" w:themeColor="text1"/>
-        </w:rPr>
-        <w:t>20</w:t>
-      </w:r>
-      <w:r>
-        <w:rPr>
-          <w:rFonts w:ascii="Aptos Display" w:hAnsi="Aptos Display"/>
-          <w:b/>
-          <w:bCs/>
-          <w:color w:val="000000" w:themeColor="text1"/>
-        </w:rPr>
-        <w:t>25</w:t>
-      </w:r>
-      <w:r>
-        <w:rPr>
-          <w:rFonts w:ascii="Aptos Display" w:hAnsi="Aptos Display"/>
-          <w:b/>
-          <w:bCs/>
-          <w:color w:val="000000" w:themeColor="text1"/>
-        </w:rPr>
-        <w:t>-</w:t>
-      </w:r>
-      <w:r>
-        <w:rPr>
-          <w:rFonts w:ascii="Aptos Display" w:hAnsi="Aptos Display"/>
-          <w:b/>
-          <w:bCs/>
-          <w:color w:val="000000" w:themeColor="text1"/>
-        </w:rPr>
-        <w:t>2026</w:t>
-      </w:r>
-    </w:p>
-    <w:p>
-      <w:pPr>
-        <w:pStyle w:val="ListParagraph"/>
-        <w:numPr>
-          <w:ilvl w:val="0"/>
-          <w:numId w:val="2"/>
-        </w:numPr>
-        <w:spacing w:after="10"/>
-        <w:rPr>
-          <w:rFonts w:ascii="Aptos Display" w:hAnsi="Aptos Display"/>
-          <w:color w:val="000000" w:themeColor="text1"/>
-        </w:rPr>
-      </w:pPr>
-      <w:r>
-        <w:rPr>
           <w:rFonts w:ascii="Aptos Display" w:hAnsi="Aptos Display" w:cs="Segoe UI"/>
           <w:shd w:val="clear" w:color="auto" w:fill="FFFFFF"/>
         </w:rPr>
-        <w:t>Co-founded and c</w:t>
-      </w:r>
-      <w:r>
-        <w:rPr>
-          <w:rFonts w:ascii="Aptos Display" w:hAnsi="Aptos Display" w:cs="Segoe UI"/>
-          <w:shd w:val="clear" w:color="auto" w:fill="FFFFFF"/>
-        </w:rPr>
-        <w:t xml:space="preserve">o-led planning and execution for hands-on labs, competitions and security </w:t>
-      </w:r>
-      <w:r>
-        <w:rPr>
-          <w:rFonts w:ascii="Aptos Display" w:hAnsi="Aptos Display" w:cs="Segoe UI"/>
-          <w:shd w:val="clear" w:color="auto" w:fill="FFFFFF"/>
-        </w:rPr>
-        <w:t>workshops.</w:t>
-      </w:r>
-    </w:p>
-    <w:p>
-      <w:pPr>
-        <w:tabs>
-          <w:tab w:val="right" w:pos="10466"/>
-        </w:tabs>
-        <w:spacing w:before="60"/>
-        <w:rPr>
-          <w:rFonts w:ascii="Aptos Display" w:hAnsi="Aptos Display"/>
-          <w:color w:val="000000" w:themeColor="text1"/>
-        </w:rPr>
-      </w:pPr>
-      <w:r>
-        <w:rPr>
-          <w:rFonts w:ascii="Aptos Display" w:hAnsi="Aptos Display"/>
-          <w:b/>
-          <w:bCs/>
-          <w:color w:val="000000" w:themeColor="text1"/>
-        </w:rPr>
-        <w:t>Vice President, Society of Petroleum Engineer</w:t>
-      </w:r>
-      <w:r>
-        <w:rPr>
-          <w:rFonts w:ascii="Aptos Display" w:hAnsi="Aptos Display"/>
-          <w:b/>
-          <w:bCs/>
-          <w:color w:val="000000" w:themeColor="text1"/>
-        </w:rPr>
-        <w:t>s</w:t>
-      </w:r>
-      <w:r>
-        <w:rPr>
-          <w:rFonts w:ascii="Aptos Display" w:hAnsi="Aptos Display"/>
-          <w:b/>
-          <w:bCs/>
-          <w:color w:val="000000" w:themeColor="text1"/>
-        </w:rPr>
-        <w:t xml:space="preserve"> (SPE) – SPE Chapter, Effat University</w:t>
-      </w:r>
-      <w:r>
-        <w:rPr>
-          <w:rFonts w:ascii="Aptos Display" w:hAnsi="Aptos Display"/>
-          <w:b/>
-          <w:bCs/>
-          <w:color w:val="000000" w:themeColor="text1"/>
-        </w:rPr>
-        <w:t xml:space="preserve"> </w:t>
-      </w:r>
-      <w:r>
-        <w:rPr>
-          <w:rFonts w:ascii="Aptos Display" w:hAnsi="Aptos Display"/>
-          <w:color w:val="000000" w:themeColor="text1"/>
-        </w:rPr>
-        <w:tab/>
-      </w:r>
-      <w:r>
-        <w:rPr>
-          <w:rFonts w:ascii="Aptos Display" w:hAnsi="Aptos Display"/>
-          <w:b/>
-          <w:bCs/>
-          <w:color w:val="000000" w:themeColor="text1"/>
-        </w:rPr>
-        <w:t>202</w:t>
-      </w:r>
-      <w:r>
-        <w:rPr>
-          <w:rFonts w:ascii="Aptos Display" w:hAnsi="Aptos Display"/>
-          <w:b/>
-          <w:bCs/>
-          <w:color w:val="000000" w:themeColor="text1"/>
-        </w:rPr>
-        <w:t>6</w:t>
-      </w:r>
-      <w:r>
-        <w:rPr>
-          <w:rFonts w:ascii="Aptos Display" w:hAnsi="Aptos Display"/>
-          <w:b/>
-          <w:bCs/>
-          <w:color w:val="000000" w:themeColor="text1"/>
-        </w:rPr>
-        <w:t>-Present</w:t>
-      </w:r>
-    </w:p>
-    <w:p>
-      <w:pPr>
-        <w:pStyle w:val="ListParagraph"/>
-        <w:numPr>
-          <w:ilvl w:val="0"/>
-          <w:numId w:val="2"/>
-        </w:numPr>
-        <w:spacing w:after="10"/>
-        <w:rPr>
-          <w:rFonts w:ascii="Aptos Display" w:hAnsi="Aptos Display"/>
-          <w:color w:val="000000" w:themeColor="text1"/>
-        </w:rPr>
-      </w:pPr>
-      <w:r>
-        <w:rPr>
-          <w:rFonts w:ascii="Aptos Display" w:hAnsi="Aptos Display"/>
-        </w:rPr>
-        <w:t>C</w:t>
-      </w:r>
-      <w:r>
-        <w:rPr>
-          <w:rFonts w:ascii="Aptos Display" w:hAnsi="Aptos Display"/>
-        </w:rPr>
-        <w:t>o-directing strategic planning and operational execution for upcoming technical workshops and community initiatives</w:t>
+        <w:t xml:space="preserve">Co-founded and </w:t>
+      </w:r>
+      <w:r>
+        <w:rPr>
+          <w:rFonts w:ascii="Aptos Display" w:hAnsi="Aptos Display"/>
+        </w:rPr>
+        <w:t>c</w:t>
+      </w:r>
+      <w:r>
+        <w:rPr>
+          <w:rFonts w:ascii="Aptos Display" w:hAnsi="Aptos Display"/>
+        </w:rPr>
+        <w:t>o-direct</w:t>
+      </w:r>
+      <w:r>
+        <w:rPr>
+          <w:rFonts w:ascii="Aptos Display" w:hAnsi="Aptos Display"/>
+        </w:rPr>
+        <w:t>ed</w:t>
+      </w:r>
+      <w:r>
+        <w:rPr>
+          <w:rFonts w:ascii="Aptos Display" w:hAnsi="Aptos Display"/>
+        </w:rPr>
+        <w:t xml:space="preserve"> strategic planning and operational execution for technical workshops and community initiatives</w:t>
       </w:r>
       <w:r>
         <w:rPr>
@@ -2141,15 +2571,6 @@
         </w:rPr>
         <w:t>.</w:t>
       </w:r>
-    </w:p>
-    <w:p>
-      <w:pPr>
-        <w:spacing w:after="10"/>
-        <w:rPr>
-          <w:rFonts w:ascii="Aptos Display" w:hAnsi="Aptos Display"/>
-          <w:color w:val="000000" w:themeColor="text1"/>
-        </w:rPr>
-      </w:pPr>
     </w:p>
     <w:sectPr>
       <w:pgSz w:w="11906" w:h="16838"/>

--- a/assets/cv/Zainab_Taha_CV.docx
+++ b/assets/cv/Zainab_Taha_CV.docx
@@ -201,21 +201,7 @@
             <w:rFonts w:ascii="Aptos Display" w:hAnsi="Aptos Display"/>
             <w:color w:val="000000" w:themeColor="text1"/>
           </w:rPr>
-          <w:t>gi</w:t>
-        </w:r>
-        <w:r>
-          <w:rPr>
-            <w:rFonts w:ascii="Aptos Display" w:hAnsi="Aptos Display"/>
-            <w:color w:val="000000" w:themeColor="text1"/>
-          </w:rPr>
-          <w:t>t</w:t>
-        </w:r>
-        <w:r>
-          <w:rPr>
-            <w:rFonts w:ascii="Aptos Display" w:hAnsi="Aptos Display"/>
-            <w:color w:val="000000" w:themeColor="text1"/>
-          </w:rPr>
-          <w:t>hub.com/zainabthaa</w:t>
+          <w:t>github.com/zainabthaa</w:t>
         </w:r>
       </w:hyperlink>
       <w:r>
@@ -342,7 +328,21 @@
           <w:rFonts w:ascii="Aptos Display" w:hAnsi="Aptos Display"/>
           <w:color w:val="000000" w:themeColor="text1"/>
         </w:rPr>
-        <w:t xml:space="preserve"> Python, Docker, Terraform, CI/CD, and map technical controls to MITRE ATT&amp;CK, NIST CSF, ISO 27001, NCA ECC</w:t>
+        <w:t xml:space="preserve"> Python, Docker, Terraform, CI/CD, and map</w:t>
+      </w:r>
+      <w:r>
+        <w:rPr>
+          <w:rFonts w:ascii="Aptos Display" w:hAnsi="Aptos Display"/>
+          <w:color w:val="000000" w:themeColor="text1"/>
+        </w:rPr>
+        <w:t>ped</w:t>
+      </w:r>
+      <w:r>
+        <w:rPr>
+          <w:rFonts w:ascii="Aptos Display" w:hAnsi="Aptos Display"/>
+          <w:color w:val="000000" w:themeColor="text1"/>
+        </w:rPr>
+        <w:t xml:space="preserve"> technical controls to MITRE ATT&amp;CK, NIST CSF, ISO 27001, NCA ECC</w:t>
       </w:r>
       <w:r>
         <w:rPr>
@@ -634,7 +634,19 @@
         <w:rPr>
           <w:rFonts w:ascii="Aptos Display" w:hAnsi="Aptos Display"/>
         </w:rPr>
-        <w:t>academic achievement by maintaining a GPA of 3.9</w:t>
+        <w:t>Awarded for</w:t>
+      </w:r>
+      <w:r>
+        <w:rPr>
+          <w:rFonts w:ascii="Aptos Display" w:hAnsi="Aptos Display"/>
+        </w:rPr>
+        <w:t xml:space="preserve"> </w:t>
+      </w:r>
+      <w:r>
+        <w:rPr>
+          <w:rFonts w:ascii="Aptos Display" w:hAnsi="Aptos Display"/>
+        </w:rPr>
+        <w:t>maintaining a GPA of 3.9</w:t>
       </w:r>
       <w:r>
         <w:rPr>
@@ -695,7 +707,13 @@
         <w:rPr>
           <w:rFonts w:ascii="Aptos Display" w:hAnsi="Aptos Display"/>
         </w:rPr>
-        <w:t xml:space="preserve">academic achievement by maintaining a GPA of 3.75 </w:t>
+        <w:t>Awarded for</w:t>
+      </w:r>
+      <w:r>
+        <w:rPr>
+          <w:rFonts w:ascii="Aptos Display" w:hAnsi="Aptos Display"/>
+        </w:rPr>
+        <w:t xml:space="preserve"> maintaining a GPA of 3.75 </w:t>
       </w:r>
       <w:r>
         <w:rPr>
@@ -1511,16 +1529,7 @@
           <w:bCs/>
           <w:color w:val="000000" w:themeColor="text1"/>
         </w:rPr>
-        <w:t>lan</w:t>
-      </w:r>
-      <w:r>
-        <w:rPr>
-          <w:rFonts w:ascii="Aptos Display" w:hAnsi="Aptos Display"/>
-          <w:b/>
-          <w:bCs/>
-          <w:color w:val="000000" w:themeColor="text1"/>
-        </w:rPr>
-        <w:t xml:space="preserve"> </w:t>
+        <w:t xml:space="preserve">lan </w:t>
       </w:r>
       <w:r>
         <w:rPr>
@@ -1536,16 +1545,7 @@
           <w:bCs/>
           <w:color w:val="000000" w:themeColor="text1"/>
         </w:rPr>
-        <w:t>Apr - May</w:t>
-      </w:r>
-      <w:r>
-        <w:rPr>
-          <w:rFonts w:ascii="Aptos Display" w:hAnsi="Aptos Display"/>
-          <w:b/>
-          <w:bCs/>
-          <w:color w:val="000000" w:themeColor="text1"/>
-        </w:rPr>
-        <w:t xml:space="preserve"> </w:t>
+        <w:t xml:space="preserve">Apr - May </w:t>
       </w:r>
       <w:r>
         <w:rPr>
@@ -1998,14 +1998,28 @@
           <w:rFonts w:ascii="Aptos Display" w:hAnsi="Aptos Display"/>
           <w:color w:val="000000" w:themeColor="text1"/>
         </w:rPr>
-        <w:t>CompTIA Security+ – In Progress</w:t>
-      </w:r>
-      <w:r>
-        <w:rPr>
-          <w:rFonts w:ascii="Aptos Display" w:hAnsi="Aptos Display"/>
-          <w:color w:val="000000" w:themeColor="text1"/>
-        </w:rPr>
-        <w:t xml:space="preserve"> </w:t>
+        <w:t>CompTIA Security+</w:t>
+      </w:r>
+      <w:r>
+        <w:rPr>
+          <w:rFonts w:ascii="Aptos Display" w:hAnsi="Aptos Display"/>
+          <w:color w:val="000000" w:themeColor="text1"/>
+        </w:rPr>
+        <w:t xml:space="preserve"> (</w:t>
+      </w:r>
+      <w:r>
+        <w:rPr>
+          <w:rFonts w:ascii="Aptos Display" w:hAnsi="Aptos Display"/>
+          <w:color w:val="000000" w:themeColor="text1"/>
+        </w:rPr>
+        <w:t>In Progress</w:t>
+      </w:r>
+      <w:r>
+        <w:rPr>
+          <w:rFonts w:ascii="Aptos Display" w:hAnsi="Aptos Display"/>
+          <w:color w:val="000000" w:themeColor="text1"/>
+        </w:rPr>
+        <w:t>)</w:t>
       </w:r>
       <w:r>
         <w:rPr>
@@ -2037,7 +2051,21 @@
           <w:rFonts w:ascii="Aptos Display" w:hAnsi="Aptos Display"/>
           <w:color w:val="000000" w:themeColor="text1"/>
         </w:rPr>
-        <w:t>Security Operations Center (SOC) Fundamentals – Cisco</w:t>
+        <w:t xml:space="preserve">Security Operations Center (SOC) Fundamentals </w:t>
+      </w:r>
+      <w:r>
+        <w:rPr>
+          <w:rFonts w:ascii="Aptos Display" w:hAnsi="Aptos Display"/>
+          <w:color w:val="000000" w:themeColor="text1"/>
+        </w:rPr>
+        <w:t>–</w:t>
+      </w:r>
+      <w:r>
+        <w:rPr>
+          <w:rFonts w:ascii="Aptos Display" w:hAnsi="Aptos Display"/>
+          <w:color w:val="000000" w:themeColor="text1"/>
+        </w:rPr>
+        <w:t xml:space="preserve"> Cisco</w:t>
       </w:r>
       <w:r>
         <w:rPr>

--- a/assets/cv/Zainab_Taha_CV.docx
+++ b/assets/cv/Zainab_Taha_CV.docx
@@ -652,7 +652,19 @@
         <w:rPr>
           <w:rFonts w:ascii="Aptos Display" w:hAnsi="Aptos Display"/>
         </w:rPr>
-        <w:t xml:space="preserve"> &amp; </w:t>
+        <w:t xml:space="preserve"> </w:t>
+      </w:r>
+      <w:r>
+        <w:rPr>
+          <w:rFonts w:ascii="Aptos Display" w:hAnsi="Aptos Display"/>
+        </w:rPr>
+        <w:t>or</w:t>
+      </w:r>
+      <w:r>
+        <w:rPr>
+          <w:rFonts w:ascii="Aptos Display" w:hAnsi="Aptos Display"/>
+        </w:rPr>
+        <w:t xml:space="preserve"> </w:t>
       </w:r>
       <w:r>
         <w:rPr>
@@ -719,7 +731,7 @@
         <w:rPr>
           <w:rFonts w:ascii="Aptos Display" w:hAnsi="Aptos Display"/>
         </w:rPr>
-        <w:t>&amp;</w:t>
+        <w:t>or</w:t>
       </w:r>
       <w:r>
         <w:rPr>
@@ -2444,14 +2456,14 @@
           <w:rFonts w:ascii="Aptos Display" w:hAnsi="Aptos Display" w:cs="Segoe UI"/>
           <w:shd w:val="clear" w:color="auto" w:fill="FFFFFF"/>
         </w:rPr>
-        <w:t xml:space="preserve">o-led planning and execution for </w:t>
+        <w:t>o-led planning and execution for</w:t>
       </w:r>
       <w:r>
         <w:rPr>
           <w:rFonts w:ascii="Aptos Display" w:hAnsi="Aptos Display" w:cs="Segoe UI"/>
           <w:shd w:val="clear" w:color="auto" w:fill="FFFFFF"/>
         </w:rPr>
-        <w:t xml:space="preserve">4 </w:t>
+        <w:t xml:space="preserve"> </w:t>
       </w:r>
       <w:r>
         <w:rPr>

--- a/assets/cv/Zainab_Taha_CV.docx
+++ b/assets/cv/Zainab_Taha_CV.docx
@@ -356,21 +356,35 @@
           <w:rFonts w:ascii="Aptos Display" w:hAnsi="Aptos Display"/>
           <w:color w:val="000000" w:themeColor="text1"/>
         </w:rPr>
-        <w:t xml:space="preserve">. Seeking a cybersecurity internship starting </w:t>
-      </w:r>
-      <w:r>
-        <w:rPr>
-          <w:rFonts w:ascii="Aptos Display" w:hAnsi="Aptos Display"/>
-          <w:color w:val="000000" w:themeColor="text1"/>
-        </w:rPr>
-        <w:t>January 2027</w:t>
-      </w:r>
-      <w:r>
-        <w:rPr>
-          <w:rFonts w:ascii="Aptos Display" w:hAnsi="Aptos Display"/>
-          <w:color w:val="000000" w:themeColor="text1"/>
-        </w:rPr>
-        <w:t>.</w:t>
+        <w:t xml:space="preserve">. </w:t>
+      </w:r>
+      <w:r>
+        <w:rPr>
+          <w:rFonts w:ascii="Aptos Display" w:hAnsi="Aptos Display"/>
+          <w:color w:val="000000" w:themeColor="text1"/>
+        </w:rPr>
+        <w:t>Activly s</w:t>
+      </w:r>
+      <w:r>
+        <w:rPr>
+          <w:rFonts w:ascii="Aptos Display" w:hAnsi="Aptos Display"/>
+          <w:color w:val="000000" w:themeColor="text1"/>
+        </w:rPr>
+        <w:t xml:space="preserve">eeking cybersecurity internship </w:t>
+      </w:r>
+      <w:r>
+        <w:rPr>
+          <w:rFonts w:ascii="Aptos Display" w:hAnsi="Aptos Display"/>
+          <w:color w:val="000000" w:themeColor="text1"/>
+        </w:rPr>
+        <w:t>oppertunities</w:t>
+      </w:r>
+      <w:r>
+        <w:rPr>
+          <w:rFonts w:ascii="Aptos Display" w:hAnsi="Aptos Display"/>
+          <w:color w:val="000000" w:themeColor="text1"/>
+        </w:rPr>
+        <w:t xml:space="preserve">. </w:t>
       </w:r>
     </w:p>
     <w:p>
@@ -2045,7 +2059,14 @@
           <w:rFonts w:ascii="Aptos Display" w:hAnsi="Aptos Display"/>
           <w:color w:val="000000" w:themeColor="text1"/>
         </w:rPr>
-        <w:t>Expected Jan 2027</w:t>
+        <w:t>Ongoing</w:t>
+      </w:r>
+      <w:r>
+        <w:rPr>
+          <w:rFonts w:ascii="Aptos Display" w:hAnsi="Aptos Display"/>
+          <w:color w:val="000000" w:themeColor="text1"/>
+        </w:rPr>
+        <w:t xml:space="preserve"> Jan 2027</w:t>
       </w:r>
     </w:p>
     <w:p>
@@ -2274,7 +2295,25 @@
           <w:bCs/>
           <w:color w:val="000000" w:themeColor="text1"/>
         </w:rPr>
-        <w:t>Nominee, Student Shura Council President – Effat University</w:t>
+        <w:t>Vice President, Society of Petroleum Engineer</w:t>
+      </w:r>
+      <w:r>
+        <w:rPr>
+          <w:rFonts w:ascii="Aptos Display" w:hAnsi="Aptos Display"/>
+          <w:b/>
+          <w:bCs/>
+          <w:color w:val="000000" w:themeColor="text1"/>
+        </w:rPr>
+        <w:t>s</w:t>
+      </w:r>
+      <w:r>
+        <w:rPr>
+          <w:rFonts w:ascii="Aptos Display" w:hAnsi="Aptos Display"/>
+          <w:b/>
+          <w:bCs/>
+          <w:color w:val="000000" w:themeColor="text1"/>
+        </w:rPr>
+        <w:t xml:space="preserve"> (SPE) – SPE Chapter, Effat University</w:t>
       </w:r>
       <w:r>
         <w:rPr>
@@ -2299,7 +2338,25 @@
           <w:bCs/>
           <w:color w:val="000000" w:themeColor="text1"/>
         </w:rPr>
-        <w:t>2026</w:t>
+        <w:t>202</w:t>
+      </w:r>
+      <w:r>
+        <w:rPr>
+          <w:rFonts w:ascii="Aptos Display" w:hAnsi="Aptos Display"/>
+          <w:b/>
+          <w:bCs/>
+          <w:color w:val="000000" w:themeColor="text1"/>
+        </w:rPr>
+        <w:t>6</w:t>
+      </w:r>
+      <w:r>
+        <w:rPr>
+          <w:rFonts w:ascii="Aptos Display" w:hAnsi="Aptos Display"/>
+          <w:b/>
+          <w:bCs/>
+          <w:color w:val="000000" w:themeColor="text1"/>
+        </w:rPr>
+        <w:t>-Present</w:t>
       </w:r>
     </w:p>
     <w:p>
@@ -2317,10 +2374,34 @@
       </w:pPr>
       <w:r>
         <w:rPr>
-          <w:rFonts w:ascii="Aptos Display" w:hAnsi="Aptos Display"/>
-          <w:color w:val="000000" w:themeColor="text1"/>
-        </w:rPr>
-        <w:t>Nominated for Queen Effat Citizenship Award to serve as Student Shura President and student-body representative.</w:t>
+          <w:rFonts w:ascii="Aptos Display" w:hAnsi="Aptos Display" w:cs="Segoe UI"/>
+          <w:shd w:val="clear" w:color="auto" w:fill="FFFFFF"/>
+        </w:rPr>
+        <w:t xml:space="preserve">Co-founded and </w:t>
+      </w:r>
+      <w:r>
+        <w:rPr>
+          <w:rFonts w:ascii="Aptos Display" w:hAnsi="Aptos Display"/>
+        </w:rPr>
+        <w:t>c</w:t>
+      </w:r>
+      <w:r>
+        <w:rPr>
+          <w:rFonts w:ascii="Aptos Display" w:hAnsi="Aptos Display"/>
+        </w:rPr>
+        <w:t>o-direct</w:t>
+      </w:r>
+      <w:r>
+        <w:rPr>
+          <w:rFonts w:ascii="Aptos Display" w:hAnsi="Aptos Display"/>
+        </w:rPr>
+        <w:t>ed</w:t>
+      </w:r>
+      <w:r>
+        <w:rPr>
+          <w:rFonts w:ascii="Aptos Display" w:hAnsi="Aptos Display"/>
+        </w:rPr>
+        <w:t xml:space="preserve"> strategic planning and operational execution for technical workshops and community initiatives.</w:t>
       </w:r>
     </w:p>
     <w:p>
@@ -2497,25 +2578,7 @@
           <w:bCs/>
           <w:color w:val="000000" w:themeColor="text1"/>
         </w:rPr>
-        <w:t>Vice President, Society of Petroleum Engineer</w:t>
-      </w:r>
-      <w:r>
-        <w:rPr>
-          <w:rFonts w:ascii="Aptos Display" w:hAnsi="Aptos Display"/>
-          <w:b/>
-          <w:bCs/>
-          <w:color w:val="000000" w:themeColor="text1"/>
-        </w:rPr>
-        <w:t>s</w:t>
-      </w:r>
-      <w:r>
-        <w:rPr>
-          <w:rFonts w:ascii="Aptos Display" w:hAnsi="Aptos Display"/>
-          <w:b/>
-          <w:bCs/>
-          <w:color w:val="000000" w:themeColor="text1"/>
-        </w:rPr>
-        <w:t xml:space="preserve"> (SPE) – SPE Chapter, Effat University</w:t>
+        <w:t>Nominee, Student Shura Council President – Effat University</w:t>
       </w:r>
       <w:r>
         <w:rPr>
@@ -2540,25 +2603,7 @@
           <w:bCs/>
           <w:color w:val="000000" w:themeColor="text1"/>
         </w:rPr>
-        <w:t>202</w:t>
-      </w:r>
-      <w:r>
-        <w:rPr>
-          <w:rFonts w:ascii="Aptos Display" w:hAnsi="Aptos Display"/>
-          <w:b/>
-          <w:bCs/>
-          <w:color w:val="000000" w:themeColor="text1"/>
-        </w:rPr>
-        <w:t>6</w:t>
-      </w:r>
-      <w:r>
-        <w:rPr>
-          <w:rFonts w:ascii="Aptos Display" w:hAnsi="Aptos Display"/>
-          <w:b/>
-          <w:bCs/>
-          <w:color w:val="000000" w:themeColor="text1"/>
-        </w:rPr>
-        <w:t>-Present</w:t>
+        <w:t>2026</w:t>
       </w:r>
     </w:p>
     <w:p>
@@ -2576,40 +2621,10 @@
       </w:pPr>
       <w:r>
         <w:rPr>
-          <w:rFonts w:ascii="Aptos Display" w:hAnsi="Aptos Display" w:cs="Segoe UI"/>
-          <w:shd w:val="clear" w:color="auto" w:fill="FFFFFF"/>
-        </w:rPr>
-        <w:t xml:space="preserve">Co-founded and </w:t>
-      </w:r>
-      <w:r>
-        <w:rPr>
-          <w:rFonts w:ascii="Aptos Display" w:hAnsi="Aptos Display"/>
-        </w:rPr>
-        <w:t>c</w:t>
-      </w:r>
-      <w:r>
-        <w:rPr>
-          <w:rFonts w:ascii="Aptos Display" w:hAnsi="Aptos Display"/>
-        </w:rPr>
-        <w:t>o-direct</w:t>
-      </w:r>
-      <w:r>
-        <w:rPr>
-          <w:rFonts w:ascii="Aptos Display" w:hAnsi="Aptos Display"/>
-        </w:rPr>
-        <w:t>ed</w:t>
-      </w:r>
-      <w:r>
-        <w:rPr>
-          <w:rFonts w:ascii="Aptos Display" w:hAnsi="Aptos Display"/>
-        </w:rPr>
-        <w:t xml:space="preserve"> strategic planning and operational execution for technical workshops and community initiatives</w:t>
-      </w:r>
-      <w:r>
-        <w:rPr>
-          <w:rFonts w:ascii="Aptos Display" w:hAnsi="Aptos Display"/>
-        </w:rPr>
-        <w:t>.</w:t>
+          <w:rFonts w:ascii="Aptos Display" w:hAnsi="Aptos Display"/>
+          <w:color w:val="000000" w:themeColor="text1"/>
+        </w:rPr>
+        <w:t>Nominated for Queen Effat Citizenship Award to serve as Student Shura President and student-body representative.</w:t>
       </w:r>
     </w:p>
     <w:sectPr>

--- a/assets/cv/Zainab_Taha_CV.docx
+++ b/assets/cv/Zainab_Taha_CV.docx
@@ -420,6 +420,18 @@
           <w:sz w:val="21"/>
           <w:szCs w:val="21"/>
         </w:rPr>
+        <w:t xml:space="preserve"> &amp; HONORS</w:t>
+      </w:r>
+      <w:r>
+        <w:rPr>
+          <w:rFonts w:ascii="Aptos Display" w:hAnsi="Aptos Display"/>
+          <w:b/>
+          <w:bCs/>
+          <w:color w:val="000000" w:themeColor="text1"/>
+          <w:spacing w:val="20"/>
+          <w:sz w:val="21"/>
+          <w:szCs w:val="21"/>
+        </w:rPr>
         <w:tab/>
       </w:r>
     </w:p>
@@ -2295,25 +2307,52 @@
           <w:bCs/>
           <w:color w:val="000000" w:themeColor="text1"/>
         </w:rPr>
-        <w:t>Vice President, Society of Petroleum Engineer</w:t>
-      </w:r>
-      <w:r>
-        <w:rPr>
-          <w:rFonts w:ascii="Aptos Display" w:hAnsi="Aptos Display"/>
-          <w:b/>
-          <w:bCs/>
-          <w:color w:val="000000" w:themeColor="text1"/>
-        </w:rPr>
-        <w:t>s</w:t>
-      </w:r>
-      <w:r>
-        <w:rPr>
-          <w:rFonts w:ascii="Aptos Display" w:hAnsi="Aptos Display"/>
-          <w:b/>
-          <w:bCs/>
-          <w:color w:val="000000" w:themeColor="text1"/>
-        </w:rPr>
-        <w:t xml:space="preserve"> (SPE) – SPE Chapter, Effat University</w:t>
+        <w:t>College Representative</w:t>
+      </w:r>
+      <w:r>
+        <w:rPr>
+          <w:rFonts w:ascii="Aptos Display" w:hAnsi="Aptos Display"/>
+          <w:b/>
+          <w:bCs/>
+          <w:color w:val="000000" w:themeColor="text1"/>
+        </w:rPr>
+        <w:t xml:space="preserve">, </w:t>
+      </w:r>
+      <w:r>
+        <w:rPr>
+          <w:rFonts w:ascii="Aptos Display" w:hAnsi="Aptos Display"/>
+          <w:b/>
+          <w:bCs/>
+          <w:color w:val="000000" w:themeColor="text1"/>
+        </w:rPr>
+        <w:t>College of Engineering (CoE)</w:t>
+      </w:r>
+      <w:r>
+        <w:rPr>
+          <w:rFonts w:ascii="Aptos Display" w:hAnsi="Aptos Display"/>
+          <w:b/>
+          <w:bCs/>
+          <w:color w:val="000000" w:themeColor="text1"/>
+        </w:rPr>
+        <w:t xml:space="preserve"> – </w:t>
+      </w:r>
+      <w:r>
+        <w:rPr>
+          <w:rFonts w:ascii="Aptos Display" w:hAnsi="Aptos Display"/>
+          <w:b/>
+          <w:bCs/>
+          <w:color w:val="000000" w:themeColor="text1"/>
+        </w:rPr>
+        <w:t>Student Shura Concil</w:t>
+      </w:r>
+      <w:r>
+        <w:rPr>
+          <w:rFonts w:ascii="Aptos Display" w:hAnsi="Aptos Display"/>
+          <w:b/>
+          <w:bCs/>
+          <w:color w:val="000000" w:themeColor="text1"/>
+        </w:rPr>
+        <w:t>, Effat University</w:t>
       </w:r>
       <w:r>
         <w:rPr>
@@ -2330,6 +2369,22 @@
           <w:color w:val="000000" w:themeColor="text1"/>
         </w:rPr>
         <w:tab/>
+      </w:r>
+      <w:r>
+        <w:rPr>
+          <w:rFonts w:ascii="Aptos Display" w:hAnsi="Aptos Display"/>
+          <w:color w:val="000000" w:themeColor="text1"/>
+        </w:rPr>
+        <w:t xml:space="preserve"> </w:t>
+      </w:r>
+      <w:r>
+        <w:rPr>
+          <w:rFonts w:ascii="Aptos Display" w:hAnsi="Aptos Display"/>
+          <w:b/>
+          <w:bCs/>
+          <w:color w:val="000000" w:themeColor="text1"/>
+        </w:rPr>
+        <w:t xml:space="preserve">Oct </w:t>
       </w:r>
       <w:r>
         <w:rPr>
@@ -2377,31 +2432,13 @@
           <w:rFonts w:ascii="Aptos Display" w:hAnsi="Aptos Display" w:cs="Segoe UI"/>
           <w:shd w:val="clear" w:color="auto" w:fill="FFFFFF"/>
         </w:rPr>
-        <w:t xml:space="preserve">Co-founded and </w:t>
-      </w:r>
-      <w:r>
-        <w:rPr>
-          <w:rFonts w:ascii="Aptos Display" w:hAnsi="Aptos Display"/>
-        </w:rPr>
-        <w:t>c</w:t>
-      </w:r>
-      <w:r>
-        <w:rPr>
-          <w:rFonts w:ascii="Aptos Display" w:hAnsi="Aptos Display"/>
-        </w:rPr>
-        <w:t>o-direct</w:t>
-      </w:r>
-      <w:r>
-        <w:rPr>
-          <w:rFonts w:ascii="Aptos Display" w:hAnsi="Aptos Display"/>
-        </w:rPr>
-        <w:t>ed</w:t>
-      </w:r>
-      <w:r>
-        <w:rPr>
-          <w:rFonts w:ascii="Aptos Display" w:hAnsi="Aptos Display"/>
-        </w:rPr>
-        <w:t xml:space="preserve"> strategic planning and operational execution for technical workshops and community initiatives.</w:t>
+        <w:t>Acted as a link between CoE students and the Dean, presenting department-level concerns at monthly Council meetings</w:t>
+      </w:r>
+      <w:r>
+        <w:rPr>
+          <w:rFonts w:ascii="Aptos Display" w:hAnsi="Aptos Display"/>
+        </w:rPr>
+        <w:t>.</w:t>
       </w:r>
     </w:p>
     <w:p>
@@ -2421,25 +2458,25 @@
           <w:bCs/>
           <w:color w:val="000000" w:themeColor="text1"/>
         </w:rPr>
-        <w:t xml:space="preserve">Vice President, </w:t>
-      </w:r>
-      <w:r>
-        <w:rPr>
-          <w:rFonts w:ascii="Aptos Display" w:hAnsi="Aptos Display"/>
-          <w:b/>
-          <w:bCs/>
-          <w:color w:val="000000" w:themeColor="text1"/>
-        </w:rPr>
-        <w:t>Cyber Security Club</w:t>
-      </w:r>
-      <w:r>
-        <w:rPr>
-          <w:rFonts w:ascii="Aptos Display" w:hAnsi="Aptos Display"/>
-          <w:b/>
-          <w:bCs/>
-          <w:color w:val="000000" w:themeColor="text1"/>
-        </w:rPr>
-        <w:t xml:space="preserve"> –</w:t>
+        <w:t>Vice President, Society of Petroleum Engineer</w:t>
+      </w:r>
+      <w:r>
+        <w:rPr>
+          <w:rFonts w:ascii="Aptos Display" w:hAnsi="Aptos Display"/>
+          <w:b/>
+          <w:bCs/>
+          <w:color w:val="000000" w:themeColor="text1"/>
+        </w:rPr>
+        <w:t>s</w:t>
+      </w:r>
+      <w:r>
+        <w:rPr>
+          <w:rFonts w:ascii="Aptos Display" w:hAnsi="Aptos Display"/>
+          <w:b/>
+          <w:bCs/>
+          <w:color w:val="000000" w:themeColor="text1"/>
+        </w:rPr>
+        <w:t xml:space="preserve"> (SPE) – SPE Chapter, Effat University</w:t>
       </w:r>
       <w:r>
         <w:rPr>
@@ -2453,17 +2490,13 @@
       <w:r>
         <w:rPr>
           <w:rFonts w:ascii="Aptos Display" w:hAnsi="Aptos Display"/>
-          <w:b/>
-          <w:bCs/>
-          <w:color w:val="000000" w:themeColor="text1"/>
-        </w:rPr>
-        <w:t>Effat University</w:t>
-      </w:r>
-      <w:r>
-        <w:rPr>
-          <w:rFonts w:ascii="Aptos Display" w:hAnsi="Aptos Display"/>
-          <w:b/>
-          <w:bCs/>
+          <w:color w:val="000000" w:themeColor="text1"/>
+        </w:rPr>
+        <w:tab/>
+      </w:r>
+      <w:r>
+        <w:rPr>
+          <w:rFonts w:ascii="Aptos Display" w:hAnsi="Aptos Display"/>
           <w:color w:val="000000" w:themeColor="text1"/>
         </w:rPr>
         <w:t xml:space="preserve"> </w:t>
@@ -2471,45 +2504,45 @@
       <w:r>
         <w:rPr>
           <w:rFonts w:ascii="Aptos Display" w:hAnsi="Aptos Display"/>
-          <w:color w:val="000000" w:themeColor="text1"/>
-        </w:rPr>
-        <w:tab/>
-      </w:r>
-      <w:r>
-        <w:rPr>
-          <w:rFonts w:ascii="Aptos Display" w:hAnsi="Aptos Display"/>
-          <w:b/>
-          <w:bCs/>
-          <w:color w:val="000000" w:themeColor="text1"/>
-        </w:rPr>
-        <w:t>20</w:t>
-      </w:r>
-      <w:r>
-        <w:rPr>
-          <w:rFonts w:ascii="Aptos Display" w:hAnsi="Aptos Display"/>
-          <w:b/>
-          <w:bCs/>
-          <w:color w:val="000000" w:themeColor="text1"/>
-        </w:rPr>
-        <w:t>25</w:t>
-      </w:r>
-      <w:r>
-        <w:rPr>
-          <w:rFonts w:ascii="Aptos Display" w:hAnsi="Aptos Display"/>
-          <w:b/>
-          <w:bCs/>
-          <w:color w:val="000000" w:themeColor="text1"/>
-        </w:rPr>
-        <w:t>-</w:t>
-      </w:r>
-      <w:r>
-        <w:rPr>
-          <w:rFonts w:ascii="Aptos Display" w:hAnsi="Aptos Display"/>
-          <w:b/>
-          <w:bCs/>
-          <w:color w:val="000000" w:themeColor="text1"/>
-        </w:rPr>
-        <w:t>2026</w:t>
+          <w:b/>
+          <w:bCs/>
+          <w:color w:val="000000" w:themeColor="text1"/>
+        </w:rPr>
+        <w:t>Mar</w:t>
+      </w:r>
+      <w:r>
+        <w:rPr>
+          <w:rFonts w:ascii="Aptos Display" w:hAnsi="Aptos Display"/>
+          <w:color w:val="000000" w:themeColor="text1"/>
+        </w:rPr>
+        <w:t xml:space="preserve"> </w:t>
+      </w:r>
+      <w:r>
+        <w:rPr>
+          <w:rFonts w:ascii="Aptos Display" w:hAnsi="Aptos Display"/>
+          <w:b/>
+          <w:bCs/>
+          <w:color w:val="000000" w:themeColor="text1"/>
+        </w:rPr>
+        <w:t>202</w:t>
+      </w:r>
+      <w:r>
+        <w:rPr>
+          <w:rFonts w:ascii="Aptos Display" w:hAnsi="Aptos Display"/>
+          <w:b/>
+          <w:bCs/>
+          <w:color w:val="000000" w:themeColor="text1"/>
+        </w:rPr>
+        <w:t>6</w:t>
+      </w:r>
+      <w:r>
+        <w:rPr>
+          <w:rFonts w:ascii="Aptos Display" w:hAnsi="Aptos Display"/>
+          <w:b/>
+          <w:bCs/>
+          <w:color w:val="000000" w:themeColor="text1"/>
+        </w:rPr>
+        <w:t>-Present</w:t>
       </w:r>
     </w:p>
     <w:p>
@@ -2530,35 +2563,31 @@
           <w:rFonts w:ascii="Aptos Display" w:hAnsi="Aptos Display" w:cs="Segoe UI"/>
           <w:shd w:val="clear" w:color="auto" w:fill="FFFFFF"/>
         </w:rPr>
-        <w:t>Co-founded and c</w:t>
-      </w:r>
-      <w:r>
-        <w:rPr>
-          <w:rFonts w:ascii="Aptos Display" w:hAnsi="Aptos Display" w:cs="Segoe UI"/>
-          <w:shd w:val="clear" w:color="auto" w:fill="FFFFFF"/>
-        </w:rPr>
-        <w:t>o-led planning and execution for</w:t>
-      </w:r>
-      <w:r>
-        <w:rPr>
-          <w:rFonts w:ascii="Aptos Display" w:hAnsi="Aptos Display" w:cs="Segoe UI"/>
-          <w:shd w:val="clear" w:color="auto" w:fill="FFFFFF"/>
-        </w:rPr>
-        <w:t xml:space="preserve"> </w:t>
-      </w:r>
-      <w:r>
-        <w:rPr>
-          <w:rFonts w:ascii="Aptos Display" w:hAnsi="Aptos Display" w:cs="Segoe UI"/>
-          <w:shd w:val="clear" w:color="auto" w:fill="FFFFFF"/>
-        </w:rPr>
-        <w:t xml:space="preserve">hands-on labs, competitions and security </w:t>
-      </w:r>
-      <w:r>
-        <w:rPr>
-          <w:rFonts w:ascii="Aptos Display" w:hAnsi="Aptos Display" w:cs="Segoe UI"/>
-          <w:shd w:val="clear" w:color="auto" w:fill="FFFFFF"/>
-        </w:rPr>
-        <w:t>workshops.</w:t>
+        <w:t xml:space="preserve">Co-founded and </w:t>
+      </w:r>
+      <w:r>
+        <w:rPr>
+          <w:rFonts w:ascii="Aptos Display" w:hAnsi="Aptos Display"/>
+        </w:rPr>
+        <w:t>c</w:t>
+      </w:r>
+      <w:r>
+        <w:rPr>
+          <w:rFonts w:ascii="Aptos Display" w:hAnsi="Aptos Display"/>
+        </w:rPr>
+        <w:t>o-direct</w:t>
+      </w:r>
+      <w:r>
+        <w:rPr>
+          <w:rFonts w:ascii="Aptos Display" w:hAnsi="Aptos Display"/>
+        </w:rPr>
+        <w:t>ed</w:t>
+      </w:r>
+      <w:r>
+        <w:rPr>
+          <w:rFonts w:ascii="Aptos Display" w:hAnsi="Aptos Display"/>
+        </w:rPr>
+        <w:t xml:space="preserve"> strategic planning and operational execution for technical workshops and community initiatives.</w:t>
       </w:r>
     </w:p>
     <w:p>
@@ -2595,6 +2624,29 @@
           <w:color w:val="000000" w:themeColor="text1"/>
         </w:rPr>
         <w:tab/>
+      </w:r>
+      <w:r>
+        <w:rPr>
+          <w:rFonts w:ascii="Aptos Display" w:hAnsi="Aptos Display"/>
+          <w:color w:val="000000" w:themeColor="text1"/>
+        </w:rPr>
+        <w:t xml:space="preserve"> </w:t>
+      </w:r>
+      <w:r>
+        <w:rPr>
+          <w:rFonts w:ascii="Aptos Display" w:hAnsi="Aptos Display"/>
+          <w:b/>
+          <w:bCs/>
+          <w:color w:val="000000" w:themeColor="text1"/>
+        </w:rPr>
+        <w:t>Sept</w:t>
+      </w:r>
+      <w:r>
+        <w:rPr>
+          <w:rFonts w:ascii="Aptos Display" w:hAnsi="Aptos Display"/>
+          <w:color w:val="000000" w:themeColor="text1"/>
+        </w:rPr>
+        <w:t xml:space="preserve"> </w:t>
       </w:r>
       <w:r>
         <w:rPr>
@@ -2640,6 +2692,155 @@
 <file path=word/numbering.xml><?xml version="1.0" encoding="utf-8"?>
 <w:numbering xmlns:wpc="http://schemas.microsoft.com/office/word/2010/wordprocessingCanvas" xmlns:cx="http://schemas.microsoft.com/office/drawing/2014/chartex" xmlns:cx1="http://schemas.microsoft.com/office/drawing/2015/9/8/chartex" xmlns:cx2="http://schemas.microsoft.com/office/drawing/2015/10/21/chartex" xmlns:cx3="http://schemas.microsoft.com/office/drawing/2016/5/9/chartex" xmlns:cx4="http://schemas.microsoft.com/office/drawing/2016/5/10/chartex" xmlns:cx5="http://schemas.microsoft.com/office/drawing/2016/5/11/chartex" xmlns:cx6="http://schemas.microsoft.com/office/drawing/2016/5/12/chartex" xmlns:cx7="http://schemas.microsoft.com/office/drawing/2016/5/13/chartex" xmlns:cx8="http://schemas.microsoft.com/office/drawing/2016/5/14/chartex" xmlns:mc="http://schemas.openxmlformats.org/markup-compatibility/2006" xmlns:aink="http://schemas.microsoft.com/office/drawing/2016/ink" xmlns:am3d="http://schemas.microsoft.com/office/drawing/2017/model3d" xmlns:o="urn:schemas-microsoft-com:office:office" xmlns:oel="http://schemas.microsoft.com/office/2019/extlst" xmlns:r="http://schemas.openxmlformats.org/officeDocument/2006/relationships" xmlns:m="http://schemas.openxmlformats.org/officeDocument/2006/math" xmlns:v="urn:schemas-microsoft-com:vml" xmlns:wp14="http://schemas.microsoft.com/office/word/2010/wordprocessingDrawing" xmlns:wp="http://schemas.openxmlformats.org/drawingml/2006/wordprocessingDrawing" xmlns:w10="urn:schemas-microsoft-com:office:word" xmlns:w="http://schemas.openxmlformats.org/wordprocessingml/2006/main" xmlns:w14="http://schemas.microsoft.com/office/word/2010/wordml" xmlns:w15="http://schemas.microsoft.com/office/word/2012/wordml" xmlns:w16cex="http://schemas.microsoft.com/office/word/2018/wordml/cex" xmlns:w16cid="http://schemas.microsoft.com/office/word/2016/wordml/cid" xmlns:w16="http://schemas.microsoft.com/office/word/2018/wordml" xmlns:w16du="http://schemas.microsoft.com/office/word/2023/wordml/word16du" xmlns:w16sdtdh="http://schemas.microsoft.com/office/word/2020/wordml/sdtdatahash" xmlns:w16sdtfl="http://schemas.microsoft.com/office/word/2024/wordml/sdtformatlock" xmlns:w16se="http://schemas.microsoft.com/office/word/2015/wordml/symex" xmlns:wpg="http://schemas.microsoft.com/office/word/2010/wordprocessingGroup" xmlns:wpi="http://schemas.microsoft.com/office/word/2010/wordprocessingInk" xmlns:wne="http://schemas.microsoft.com/office/word/2006/wordml" xmlns:wps="http://schemas.microsoft.com/office/word/2010/wordprocessingShape" mc:Ignorable="w14 w15 w16se w16cid w16 w16cex w16sdtdh w16sdtfl w16du wp14">
   <w:abstractNum w:abstractNumId="0" w15:restartNumberingAfterBreak="0">
+    <w:nsid w:val="13D57C14"/>
+    <w:multiLevelType w:val="multilevel"/>
+    <w:tmpl w:val="BE8221E4"/>
+    <w:lvl w:ilvl="0">
+      <w:start w:val="1"/>
+      <w:numFmt w:val="bullet"/>
+      <w:lvlText w:val=""/>
+      <w:lvlJc w:val="left"/>
+      <w:pPr>
+        <w:tabs>
+          <w:tab w:val="num" w:pos="720"/>
+        </w:tabs>
+        <w:ind w:left="720" w:hanging="360"/>
+      </w:pPr>
+      <w:rPr>
+        <w:rFonts w:ascii="Symbol" w:hAnsi="Symbol" w:hint="default"/>
+        <w:sz w:val="20"/>
+      </w:rPr>
+    </w:lvl>
+    <w:lvl w:ilvl="1" w:tentative="1">
+      <w:start w:val="1"/>
+      <w:numFmt w:val="bullet"/>
+      <w:lvlText w:val="o"/>
+      <w:lvlJc w:val="left"/>
+      <w:pPr>
+        <w:tabs>
+          <w:tab w:val="num" w:pos="1440"/>
+        </w:tabs>
+        <w:ind w:left="1440" w:hanging="360"/>
+      </w:pPr>
+      <w:rPr>
+        <w:rFonts w:ascii="Courier New" w:hAnsi="Courier New" w:hint="default"/>
+        <w:sz w:val="20"/>
+      </w:rPr>
+    </w:lvl>
+    <w:lvl w:ilvl="2" w:tentative="1">
+      <w:start w:val="1"/>
+      <w:numFmt w:val="bullet"/>
+      <w:lvlText w:val=""/>
+      <w:lvlJc w:val="left"/>
+      <w:pPr>
+        <w:tabs>
+          <w:tab w:val="num" w:pos="2160"/>
+        </w:tabs>
+        <w:ind w:left="2160" w:hanging="360"/>
+      </w:pPr>
+      <w:rPr>
+        <w:rFonts w:ascii="Wingdings" w:hAnsi="Wingdings" w:hint="default"/>
+        <w:sz w:val="20"/>
+      </w:rPr>
+    </w:lvl>
+    <w:lvl w:ilvl="3" w:tentative="1">
+      <w:start w:val="1"/>
+      <w:numFmt w:val="bullet"/>
+      <w:lvlText w:val=""/>
+      <w:lvlJc w:val="left"/>
+      <w:pPr>
+        <w:tabs>
+          <w:tab w:val="num" w:pos="2880"/>
+        </w:tabs>
+        <w:ind w:left="2880" w:hanging="360"/>
+      </w:pPr>
+      <w:rPr>
+        <w:rFonts w:ascii="Wingdings" w:hAnsi="Wingdings" w:hint="default"/>
+        <w:sz w:val="20"/>
+      </w:rPr>
+    </w:lvl>
+    <w:lvl w:ilvl="4" w:tentative="1">
+      <w:start w:val="1"/>
+      <w:numFmt w:val="bullet"/>
+      <w:lvlText w:val=""/>
+      <w:lvlJc w:val="left"/>
+      <w:pPr>
+        <w:tabs>
+          <w:tab w:val="num" w:pos="3600"/>
+        </w:tabs>
+        <w:ind w:left="3600" w:hanging="360"/>
+      </w:pPr>
+      <w:rPr>
+        <w:rFonts w:ascii="Wingdings" w:hAnsi="Wingdings" w:hint="default"/>
+        <w:sz w:val="20"/>
+      </w:rPr>
+    </w:lvl>
+    <w:lvl w:ilvl="5" w:tentative="1">
+      <w:start w:val="1"/>
+      <w:numFmt w:val="bullet"/>
+      <w:lvlText w:val=""/>
+      <w:lvlJc w:val="left"/>
+      <w:pPr>
+        <w:tabs>
+          <w:tab w:val="num" w:pos="4320"/>
+        </w:tabs>
+        <w:ind w:left="4320" w:hanging="360"/>
+      </w:pPr>
+      <w:rPr>
+        <w:rFonts w:ascii="Wingdings" w:hAnsi="Wingdings" w:hint="default"/>
+        <w:sz w:val="20"/>
+      </w:rPr>
+    </w:lvl>
+    <w:lvl w:ilvl="6" w:tentative="1">
+      <w:start w:val="1"/>
+      <w:numFmt w:val="bullet"/>
+      <w:lvlText w:val=""/>
+      <w:lvlJc w:val="left"/>
+      <w:pPr>
+        <w:tabs>
+          <w:tab w:val="num" w:pos="5040"/>
+        </w:tabs>
+        <w:ind w:left="5040" w:hanging="360"/>
+      </w:pPr>
+      <w:rPr>
+        <w:rFonts w:ascii="Wingdings" w:hAnsi="Wingdings" w:hint="default"/>
+        <w:sz w:val="20"/>
+      </w:rPr>
+    </w:lvl>
+    <w:lvl w:ilvl="7" w:tentative="1">
+      <w:start w:val="1"/>
+      <w:numFmt w:val="bullet"/>
+      <w:lvlText w:val=""/>
+      <w:lvlJc w:val="left"/>
+      <w:pPr>
+        <w:tabs>
+          <w:tab w:val="num" w:pos="5760"/>
+        </w:tabs>
+        <w:ind w:left="5760" w:hanging="360"/>
+      </w:pPr>
+      <w:rPr>
+        <w:rFonts w:ascii="Wingdings" w:hAnsi="Wingdings" w:hint="default"/>
+        <w:sz w:val="20"/>
+      </w:rPr>
+    </w:lvl>
+    <w:lvl w:ilvl="8" w:tentative="1">
+      <w:start w:val="1"/>
+      <w:numFmt w:val="bullet"/>
+      <w:lvlText w:val=""/>
+      <w:lvlJc w:val="left"/>
+      <w:pPr>
+        <w:tabs>
+          <w:tab w:val="num" w:pos="6480"/>
+        </w:tabs>
+        <w:ind w:left="6480" w:hanging="360"/>
+      </w:pPr>
+      <w:rPr>
+        <w:rFonts w:ascii="Wingdings" w:hAnsi="Wingdings" w:hint="default"/>
+        <w:sz w:val="20"/>
+      </w:rPr>
+    </w:lvl>
+  </w:abstractNum>
+  <w:abstractNum w:abstractNumId="1" w15:restartNumberingAfterBreak="0">
     <w:nsid w:val="4AED32FA"/>
     <w:multiLevelType w:val="hybridMultilevel"/>
     <w:tmpl w:val="A13AB186"/>
@@ -2693,7 +2894,7 @@
       <w:lvlJc w:val="left"/>
     </w:lvl>
   </w:abstractNum>
-  <w:abstractNum w:abstractNumId="1" w15:restartNumberingAfterBreak="0">
+  <w:abstractNum w:abstractNumId="2" w15:restartNumberingAfterBreak="0">
     <w:nsid w:val="60D2146E"/>
     <w:multiLevelType w:val="multilevel"/>
     <w:tmpl w:val="EF9269A2"/>
@@ -2842,7 +3043,7 @@
       </w:rPr>
     </w:lvl>
   </w:abstractNum>
-  <w:abstractNum w:abstractNumId="2" w15:restartNumberingAfterBreak="0">
+  <w:abstractNum w:abstractNumId="3" w15:restartNumberingAfterBreak="0">
     <w:nsid w:val="72155AFA"/>
     <w:multiLevelType w:val="hybridMultilevel"/>
     <w:tmpl w:val="F46C7982"/>
@@ -2929,19 +3130,22 @@
     </w:lvl>
   </w:abstractNum>
   <w:num w:numId="1" w16cid:durableId="1863470548">
-    <w:abstractNumId w:val="2"/>
+    <w:abstractNumId w:val="3"/>
     <w:lvlOverride w:ilvl="0">
       <w:startOverride w:val="1"/>
     </w:lvlOverride>
   </w:num>
   <w:num w:numId="2" w16cid:durableId="1321928980">
-    <w:abstractNumId w:val="0"/>
+    <w:abstractNumId w:val="1"/>
     <w:lvlOverride w:ilvl="0">
       <w:startOverride w:val="1"/>
     </w:lvlOverride>
   </w:num>
   <w:num w:numId="3" w16cid:durableId="1962376041">
-    <w:abstractNumId w:val="1"/>
+    <w:abstractNumId w:val="2"/>
+  </w:num>
+  <w:num w:numId="4" w16cid:durableId="917833315">
+    <w:abstractNumId w:val="0"/>
   </w:num>
 </w:numbering>
 </file>
